--- a/week_04/Week4_ How To Present Performance Results_Report.docx
+++ b/week_04/Week4_ How To Present Performance Results_Report.docx
@@ -5,7 +5,11 @@
     <w:p>
       <w:pPr>
         <w:spacing w:line="360" w:lineRule="auto"/>
-        <w:rPr/>
+        <w:rPr>
+          <w:rFonts w:ascii="Times New Roman" w:cs="Times New Roman" w:eastAsia="Times New Roman" w:hAnsi="Times New Roman"/>
+          <w:sz w:val="24"/>
+          <w:szCs w:val="24"/>
+        </w:rPr>
       </w:pPr>
       <w:r>
         <w:rPr>
@@ -17,10 +21,21 @@
       <w:pPr>
         <w:spacing w:line="360" w:lineRule="auto"/>
         <w:jc w:val="both"/>
-        <w:rPr/>
-      </w:pPr>
-      <w:r>
-        <w:rPr>
+        <w:rPr>
+          <w:rFonts w:ascii="Times New Roman" w:cs="Times New Roman" w:eastAsia="Times New Roman" w:hAnsi="Times New Roman"/>
+          <w:b w:val="1"/>
+          <w:bCs w:val="1"/>
+          <w:sz w:val="24"/>
+          <w:szCs w:val="24"/>
+        </w:rPr>
+      </w:pPr>
+      <w:r>
+        <w:rPr>
+          <w:rFonts w:ascii="Times New Roman" w:cs="Times New Roman" w:eastAsia="Times New Roman" w:hAnsi="Times New Roman"/>
+          <w:b w:val="1"/>
+          <w:bCs w:val="1"/>
+          <w:sz w:val="24"/>
+          <w:szCs w:val="24"/>
           <w:rtl w:val="0"/>
         </w:rPr>
         <w:t xml:space="preserve">Carl Chang:</w:t>
@@ -30,10 +45,17 @@
       <w:pPr>
         <w:spacing w:line="360" w:lineRule="auto"/>
         <w:jc w:val="both"/>
-        <w:rPr/>
-      </w:pPr>
-      <w:r>
-        <w:rPr>
+        <w:rPr>
+          <w:rFonts w:ascii="Times New Roman" w:cs="Times New Roman" w:eastAsia="Times New Roman" w:hAnsi="Times New Roman"/>
+          <w:sz w:val="24"/>
+          <w:szCs w:val="24"/>
+        </w:rPr>
+      </w:pPr>
+      <w:r>
+        <w:rPr>
+          <w:rFonts w:ascii="Times New Roman" w:cs="Times New Roman" w:eastAsia="Times New Roman" w:hAnsi="Times New Roman"/>
+          <w:sz w:val="24"/>
+          <w:szCs w:val="24"/>
           <w:rtl w:val="0"/>
         </w:rPr>
         <w:t xml:space="preserve">For day 1:</w:t>
@@ -43,10 +65,17 @@
       <w:pPr>
         <w:spacing w:line="360" w:lineRule="auto"/>
         <w:jc w:val="both"/>
-        <w:rPr/>
-      </w:pPr>
-      <w:r>
-        <w:rPr>
+        <w:rPr>
+          <w:rFonts w:ascii="Times New Roman" w:cs="Times New Roman" w:eastAsia="Times New Roman" w:hAnsi="Times New Roman"/>
+          <w:sz w:val="24"/>
+          <w:szCs w:val="24"/>
+        </w:rPr>
+      </w:pPr>
+      <w:r>
+        <w:rPr>
+          <w:rFonts w:ascii="Times New Roman" w:cs="Times New Roman" w:eastAsia="Times New Roman" w:hAnsi="Times New Roman"/>
+          <w:sz w:val="24"/>
+          <w:szCs w:val="24"/>
           <w:rtl w:val="0"/>
         </w:rPr>
         <w:t xml:space="preserve">My part here was about why it matters to present the system configurations with the performance results. First I discussed about the main idea about that:</w:t>
@@ -56,10 +85,17 @@
       <w:pPr>
         <w:spacing w:line="360" w:lineRule="auto"/>
         <w:jc w:val="both"/>
-        <w:rPr/>
-      </w:pPr>
-      <w:r>
-        <w:rPr>
+        <w:rPr>
+          <w:rFonts w:ascii="Times New Roman" w:cs="Times New Roman" w:eastAsia="Times New Roman" w:hAnsi="Times New Roman"/>
+          <w:sz w:val="24"/>
+          <w:szCs w:val="24"/>
+        </w:rPr>
+      </w:pPr>
+      <w:r>
+        <w:rPr>
+          <w:rFonts w:ascii="Times New Roman" w:cs="Times New Roman" w:eastAsia="Times New Roman" w:hAnsi="Times New Roman"/>
+          <w:sz w:val="24"/>
+          <w:szCs w:val="24"/>
           <w:rtl w:val="0"/>
         </w:rPr>
         <w:t xml:space="preserve">Measuring the performance of a program and presenting its results is a really important thing. The key thing here is that the correctness of the result is not the only thing that matters. Being efficient is also really important.</w:t>
@@ -69,10 +105,17 @@
       <w:pPr>
         <w:spacing w:line="360" w:lineRule="auto"/>
         <w:jc w:val="both"/>
-        <w:rPr/>
-      </w:pPr>
-      <w:r>
-        <w:rPr>
+        <w:rPr>
+          <w:rFonts w:ascii="Times New Roman" w:cs="Times New Roman" w:eastAsia="Times New Roman" w:hAnsi="Times New Roman"/>
+          <w:sz w:val="24"/>
+          <w:szCs w:val="24"/>
+        </w:rPr>
+      </w:pPr>
+      <w:r>
+        <w:rPr>
+          <w:rFonts w:ascii="Times New Roman" w:cs="Times New Roman" w:eastAsia="Times New Roman" w:hAnsi="Times New Roman"/>
+          <w:sz w:val="24"/>
+          <w:szCs w:val="24"/>
           <w:rtl w:val="0"/>
         </w:rPr>
         <w:t xml:space="preserve">It’s important to present the performance result in the correct way. The performance results may depend on many external factors that are related to the hardware, software and the system. Only having results as numbers without any meaningful context is useless. For example, if you have a result like “runtime = 1 minute”, the slowness of the result here can be meaningless as it can be the result of hardware, input size or compiler. If the performance result and configuration weren’t presented in the correct way then there’s no way to know what is causing the problem with the performance.</w:t>
@@ -82,7 +125,11 @@
       <w:pPr>
         <w:spacing w:line="360" w:lineRule="auto"/>
         <w:jc w:val="both"/>
-        <w:rPr/>
+        <w:rPr>
+          <w:rFonts w:ascii="Times New Roman" w:cs="Times New Roman" w:eastAsia="Times New Roman" w:hAnsi="Times New Roman"/>
+          <w:sz w:val="24"/>
+          <w:szCs w:val="24"/>
+        </w:rPr>
       </w:pPr>
       <w:r>
         <w:rPr>
@@ -94,10 +141,17 @@
       <w:pPr>
         <w:spacing w:line="360" w:lineRule="auto"/>
         <w:jc w:val="both"/>
-        <w:rPr/>
-      </w:pPr>
-      <w:r>
-        <w:rPr>
+        <w:rPr>
+          <w:rFonts w:ascii="Times New Roman" w:cs="Times New Roman" w:eastAsia="Times New Roman" w:hAnsi="Times New Roman"/>
+          <w:sz w:val="24"/>
+          <w:szCs w:val="24"/>
+        </w:rPr>
+      </w:pPr>
+      <w:r>
+        <w:rPr>
+          <w:rFonts w:ascii="Times New Roman" w:cs="Times New Roman" w:eastAsia="Times New Roman" w:hAnsi="Times New Roman"/>
+          <w:sz w:val="24"/>
+          <w:szCs w:val="24"/>
           <w:rtl w:val="0"/>
         </w:rPr>
         <w:t xml:space="preserve">Then I discussed about the 3 types of configurations, their key components and how they would affect the performance results:</w:t>
@@ -107,10 +161,17 @@
       <w:pPr>
         <w:spacing w:line="360" w:lineRule="auto"/>
         <w:jc w:val="both"/>
-        <w:rPr/>
-      </w:pPr>
-      <w:r>
-        <w:rPr>
+        <w:rPr>
+          <w:rFonts w:ascii="Times New Roman" w:cs="Times New Roman" w:eastAsia="Times New Roman" w:hAnsi="Times New Roman"/>
+          <w:sz w:val="24"/>
+          <w:szCs w:val="24"/>
+        </w:rPr>
+      </w:pPr>
+      <w:r>
+        <w:rPr>
+          <w:rFonts w:ascii="Times New Roman" w:cs="Times New Roman" w:eastAsia="Times New Roman" w:hAnsi="Times New Roman"/>
+          <w:sz w:val="24"/>
+          <w:szCs w:val="24"/>
           <w:rtl w:val="0"/>
         </w:rPr>
         <w:t xml:space="preserve">There are 3 types of configurations, which are hardware, software and system.</w:t>
@@ -120,10 +181,17 @@
       <w:pPr>
         <w:spacing w:line="360" w:lineRule="auto"/>
         <w:jc w:val="both"/>
-        <w:rPr/>
-      </w:pPr>
-      <w:r>
-        <w:rPr>
+        <w:rPr>
+          <w:rFonts w:ascii="Times New Roman" w:cs="Times New Roman" w:eastAsia="Times New Roman" w:hAnsi="Times New Roman"/>
+          <w:sz w:val="24"/>
+          <w:szCs w:val="24"/>
+        </w:rPr>
+      </w:pPr>
+      <w:r>
+        <w:rPr>
+          <w:rFonts w:ascii="Times New Roman" w:cs="Times New Roman" w:eastAsia="Times New Roman" w:hAnsi="Times New Roman"/>
+          <w:sz w:val="24"/>
+          <w:szCs w:val="24"/>
           <w:rtl w:val="0"/>
         </w:rPr>
         <w:t xml:space="preserve">The hardware configuration is the most important of the 3 of them as it directly influences the performance of the system. The key parts about hardware configuration are CPU, clock speed, core number, cache and RAM. CPU executes the instructions such as math operations and memory accesses. It’s basically the heart of things and determines how many instructions can be executed per second. The clock speed means the cycles per amount. For example, 3 GHz CPU means it could execute 3 billion cycles per second. The faster it gets, the faster it executes the instructions and the less time it takes. The core number is really important for parallel programming. The number of it means how many parts of the workloads can be divided to and executed simultaneously. For example, having 8 cores means each of it can do 1/8 of the total work. The more it gets the less time it takes. Cache is important for reducing memory access latency. It works as a temporary storage for frequently accessed data. Data stored in it can be accessed significantly faster than data in main memory. RAM stores program data. It ensures that programs can operate without relying on much slower disk storage. It determines how much data and how many programs the system can keep readily accessible for the CPU. In general, the hardware configuration defines the performance capability of the system. It must always be reported to ensure fair comparison and reproducibility.</w:t>
@@ -133,10 +201,17 @@
       <w:pPr>
         <w:spacing w:line="360" w:lineRule="auto"/>
         <w:jc w:val="both"/>
-        <w:rPr/>
-      </w:pPr>
-      <w:r>
-        <w:rPr>
+        <w:rPr>
+          <w:rFonts w:ascii="Times New Roman" w:cs="Times New Roman" w:eastAsia="Times New Roman" w:hAnsi="Times New Roman"/>
+          <w:sz w:val="24"/>
+          <w:szCs w:val="24"/>
+        </w:rPr>
+      </w:pPr>
+      <w:r>
+        <w:rPr>
+          <w:rFonts w:ascii="Times New Roman" w:cs="Times New Roman" w:eastAsia="Times New Roman" w:hAnsi="Times New Roman"/>
+          <w:sz w:val="24"/>
+          <w:szCs w:val="24"/>
           <w:rtl w:val="0"/>
         </w:rPr>
         <w:t xml:space="preserve">The software configuration determines how efficiently the hardware resources are utilized, making it also an important factor for presenting performance. The key parts about software configuration are compiler optimization, operating system and libraries. Compiler converts codes into machine instructions. Proper optimizations can drastically decrease the execution time through reducing unnecessary operations, improving instruction selection, and minimizing memory access. Operating systems play an important role through managing memory, scheduling processes, and handling threads. These things themselves affect execution efficiency, and different OS handle them differently and also affect the performance. Libraries themselves provide optimized algorithms. Different libraries worked differently. For example, there are static libraries and dynamic libraries. Using the correct libraries can enable programs to take specific advantages and improve performance. In general, software determines how efficiently hardware is used, and software choices can lead to large variations in runtime even on the same hardware. Presenting the software configuration is important for interpreting the results.</w:t>
@@ -146,10 +221,17 @@
       <w:pPr>
         <w:spacing w:line="360" w:lineRule="auto"/>
         <w:jc w:val="both"/>
-        <w:rPr/>
-      </w:pPr>
-      <w:r>
-        <w:rPr>
+        <w:rPr>
+          <w:rFonts w:ascii="Times New Roman" w:cs="Times New Roman" w:eastAsia="Times New Roman" w:hAnsi="Times New Roman"/>
+          <w:sz w:val="24"/>
+          <w:szCs w:val="24"/>
+        </w:rPr>
+      </w:pPr>
+      <w:r>
+        <w:rPr>
+          <w:rFonts w:ascii="Times New Roman" w:cs="Times New Roman" w:eastAsia="Times New Roman" w:hAnsi="Times New Roman"/>
+          <w:sz w:val="24"/>
+          <w:szCs w:val="24"/>
           <w:rtl w:val="0"/>
         </w:rPr>
         <w:t xml:space="preserve">The system configuration, especially the state of the system during execution affects the accuracy and consistency of performance measurements. Since systems run multiple processes simultaneously, the CPU time, cache, and memory resources are shared. The number of background programs should be minimalized since background applications can reduce the resources available to the program being measured, which would result in slower and more unstable execution times. Cache interference can increase memory access delays, as caches are shared among programs and other programs can overwrite caches. This would result in the program to reload the data and thus slows the performance. System load can also cause inconsistent results since if system load changes then available CPU changes, which would result in the runtime to vary. Because of these sources of variability, performance measurements can contain noise, making it necessary to control system conditions, minimize background activity, and perform multiple runs with averaging. In general, properly reporting system state ensures that results are reliable and comparable. </w:t>
@@ -159,10 +241,17 @@
       <w:pPr>
         <w:spacing w:line="360" w:lineRule="auto"/>
         <w:jc w:val="both"/>
-        <w:rPr/>
-      </w:pPr>
-      <w:r>
-        <w:rPr>
+        <w:rPr>
+          <w:rFonts w:ascii="Times New Roman" w:cs="Times New Roman" w:eastAsia="Times New Roman" w:hAnsi="Times New Roman"/>
+          <w:sz w:val="24"/>
+          <w:szCs w:val="24"/>
+        </w:rPr>
+      </w:pPr>
+      <w:r>
+        <w:rPr>
+          <w:rFonts w:ascii="Times New Roman" w:cs="Times New Roman" w:eastAsia="Times New Roman" w:hAnsi="Times New Roman"/>
+          <w:sz w:val="24"/>
+          <w:szCs w:val="24"/>
           <w:rtl w:val="0"/>
         </w:rPr>
         <w:t xml:space="preserve">In general, these 3 configurations ensure 3 things. Hardware configuration defines the system’s capabilities, software configuration determines how efficiently those capabilities are used, and system state influences the accuracy of measurements. They had to be properly presented with the performance results so the raw data can be transformed into valuable results that could guide the design decisions and system improvements.</w:t>
@@ -172,7 +261,11 @@
       <w:pPr>
         <w:spacing w:line="360" w:lineRule="auto"/>
         <w:jc w:val="both"/>
-        <w:rPr/>
+        <w:rPr>
+          <w:rFonts w:ascii="Times New Roman" w:cs="Times New Roman" w:eastAsia="Times New Roman" w:hAnsi="Times New Roman"/>
+          <w:sz w:val="24"/>
+          <w:szCs w:val="24"/>
+        </w:rPr>
       </w:pPr>
       <w:r>
         <w:rPr>
@@ -184,10 +277,21 @@
       <w:pPr>
         <w:spacing w:line="360" w:lineRule="auto"/>
         <w:jc w:val="both"/>
-        <w:rPr/>
-      </w:pPr>
-      <w:r>
-        <w:rPr>
+        <w:rPr>
+          <w:rFonts w:ascii="Times New Roman" w:cs="Times New Roman" w:eastAsia="Times New Roman" w:hAnsi="Times New Roman"/>
+          <w:b w:val="1"/>
+          <w:bCs w:val="1"/>
+          <w:sz w:val="24"/>
+          <w:szCs w:val="24"/>
+        </w:rPr>
+      </w:pPr>
+      <w:r>
+        <w:rPr>
+          <w:rFonts w:ascii="Times New Roman" w:cs="Times New Roman" w:eastAsia="Times New Roman" w:hAnsi="Times New Roman"/>
+          <w:b w:val="1"/>
+          <w:bCs w:val="1"/>
+          <w:sz w:val="24"/>
+          <w:szCs w:val="24"/>
           <w:rtl w:val="0"/>
         </w:rPr>
         <w:t xml:space="preserve">Carl Chang:</w:t>
@@ -197,10 +301,17 @@
       <w:pPr>
         <w:spacing w:line="360" w:lineRule="auto"/>
         <w:jc w:val="both"/>
-        <w:rPr/>
-      </w:pPr>
-      <w:r>
-        <w:rPr>
+        <w:rPr>
+          <w:rFonts w:ascii="Times New Roman" w:cs="Times New Roman" w:eastAsia="Times New Roman" w:hAnsi="Times New Roman"/>
+          <w:sz w:val="24"/>
+          <w:szCs w:val="24"/>
+        </w:rPr>
+      </w:pPr>
+      <w:r>
+        <w:rPr>
+          <w:rFonts w:ascii="Times New Roman" w:cs="Times New Roman" w:eastAsia="Times New Roman" w:hAnsi="Times New Roman"/>
+          <w:sz w:val="24"/>
+          <w:szCs w:val="24"/>
           <w:rtl w:val="0"/>
         </w:rPr>
         <w:t xml:space="preserve">For day 2:</w:t>
@@ -210,10 +321,17 @@
       <w:pPr>
         <w:spacing w:line="360" w:lineRule="auto"/>
         <w:jc w:val="both"/>
-        <w:rPr/>
-      </w:pPr>
-      <w:r>
-        <w:rPr>
+        <w:rPr>
+          <w:rFonts w:ascii="Times New Roman" w:cs="Times New Roman" w:eastAsia="Times New Roman" w:hAnsi="Times New Roman"/>
+          <w:sz w:val="24"/>
+          <w:szCs w:val="24"/>
+        </w:rPr>
+      </w:pPr>
+      <w:r>
+        <w:rPr>
+          <w:rFonts w:ascii="Times New Roman" w:cs="Times New Roman" w:eastAsia="Times New Roman" w:hAnsi="Times New Roman"/>
+          <w:sz w:val="24"/>
+          <w:szCs w:val="24"/>
           <w:rtl w:val="0"/>
         </w:rPr>
         <w:t xml:space="preserve">I discussed how to use flame graphs to show performance results.</w:t>
@@ -223,156 +341,78 @@
       <w:pPr>
         <w:spacing w:line="360" w:lineRule="auto"/>
         <w:jc w:val="both"/>
-        <w:rPr/>
-      </w:pPr>
-      <w:r>
-        <w:rPr>
-          <w:rtl w:val="0"/>
-        </w:rPr>
-        <w:t xml:space="preserve">Here’s what I did. Firstly I presented a step by step instruction on how to install the files and create a flame graph from a program. Then I showed a few flame graphs that I created from a few programs and used them to explain how to read flame graphs. Basically, the width of each red bar represents the amount of time and resources it consumes. The smaller bars above the bigger bars represent the sub parts of a program or a function. The first flame graph was from a really simple code. It showed that the program ran properly without parts that were consuming significantly more times than others. This was due to the fact that the compiler on Sunlab had done proper optimization to the program at compilation. In order to show how the flame graph showed the problem of the program, the second flame graph was created from a program that was purposely made to not be properly optimized. The graph showed that some parts of the program had consumed significantly more times than the others. Lastly I showed the flame graph I created from the code from P1 that used TBB parallel. An interesting thing here was that the main() showed up separately from the parallel work, which meant that it was possible that the main function is spin waiting. It was really important to figure out the actual reasons for results like this.</w:t>
-      </w:r>
-    </w:p>
-    <w:p>
-      <w:pPr>
-        <w:rPr/>
-      </w:pPr>
-      <w:r>
-        <w:rPr>
-          <w:rtl w:val="0"/>
-        </w:rPr>
-      </w:r>
-    </w:p>
-    <w:p>
-      <w:pPr>
-        <w:rPr/>
-      </w:pPr>
-      <w:r>
-        <w:pict>
-          <v:rect style="width:0.0pt;height:1.5pt" o:hr="t" o:hrstd="t" o:hralign="center" fillcolor="#A0A0A0" stroked="f"/>
-        </w:pict>
-      </w:r>
-      <w:r>
-        <w:rPr>
-          <w:rtl w:val="0"/>
-        </w:rPr>
-      </w:r>
-    </w:p>
-    <w:p>
-      <w:pPr>
-        <w:rPr/>
-      </w:pPr>
-      <w:r>
-        <w:rPr>
-          <w:rtl w:val="0"/>
-        </w:rPr>
-      </w:r>
-    </w:p>
-    <w:p>
-      <w:pPr>
-        <w:spacing w:after="160" w:lineRule="auto"/>
+        <w:rPr>
+          <w:rFonts w:ascii="Times New Roman" w:cs="Times New Roman" w:eastAsia="Times New Roman" w:hAnsi="Times New Roman"/>
+          <w:sz w:val="24"/>
+          <w:szCs w:val="24"/>
+        </w:rPr>
+      </w:pPr>
+      <w:r>
+        <w:rPr>
+          <w:rFonts w:ascii="Times New Roman" w:cs="Times New Roman" w:eastAsia="Times New Roman" w:hAnsi="Times New Roman"/>
+          <w:sz w:val="24"/>
+          <w:szCs w:val="24"/>
+          <w:rtl w:val="0"/>
+        </w:rPr>
+        <w:t xml:space="preserve">Here’s what I did. Firstly I presented a step by step instruction on how to install the files and create a flame graph from a program. Then I showed a few flame graphs that I created from a few programs and used them to explain how to read flame graphs. Basically, the width of each red bar represents the amount of time and resources it consumes. The smaller bars above the bigger bars represent the sub parts of a program or a function. The first flame graph was from a really simple code. It showed that the program ran properly without parts that were consuming significantly more times than others. This was due to the fact that the compiler on Sunlab had done proper optimization to the program at compilation. In order to show how the flame graph showed the problem of the program, the second flame graph was created from a program that was purposely made to not be properly optimized. The graph showed that some parts of the program had consumed significantly more times than the others. Lastly I showed the flame graph I created from the code from P1 that used TBB parallel with count sort. An interesting thing here was that the main() showed up separately from the parallel work, which meant that it was possible that the main function is spin waiting or TBB distributes work across working threads. It was really important to figure out the actual reasons for results like this.</w:t>
+      </w:r>
+    </w:p>
+    <w:p>
+      <w:pPr>
+        <w:spacing w:line="360" w:lineRule="auto"/>
         <w:jc w:val="both"/>
         <w:rPr>
-          <w:b w:val="1"/>
-          <w:bCs w:val="1"/>
-        </w:rPr>
-      </w:pPr>
-      <w:r>
-        <w:rPr>
-          <w:b w:val="1"/>
-          <w:bCs w:val="1"/>
-          <w:rtl w:val="0"/>
-        </w:rPr>
-        <w:t xml:space="preserve">Section: Performance Benchmarking Rigour: Analysis of System Behaviour and Topology</w:t>
-      </w:r>
-    </w:p>
-    <w:p>
-      <w:pPr>
-        <w:spacing w:after="160" w:lineRule="auto"/>
+          <w:rFonts w:ascii="Times New Roman" w:cs="Times New Roman" w:eastAsia="Times New Roman" w:hAnsi="Times New Roman"/>
+          <w:sz w:val="24"/>
+          <w:szCs w:val="24"/>
+        </w:rPr>
+      </w:pPr>
+      <w:r>
+        <w:rPr>
+          <w:rtl w:val="0"/>
+        </w:rPr>
+      </w:r>
+    </w:p>
+    <w:p>
+      <w:pPr>
+        <w:spacing w:line="360" w:lineRule="auto"/>
         <w:jc w:val="both"/>
         <w:rPr>
-          <w:b w:val="1"/>
-          <w:bCs w:val="1"/>
-        </w:rPr>
-      </w:pPr>
-      <w:r>
-        <w:rPr>
-          <w:b w:val="1"/>
-          <w:bCs w:val="1"/>
-          <w:rtl w:val="0"/>
-        </w:rPr>
-        <w:t xml:space="preserve">Prepared by: Rittambhra Rani</w:t>
-      </w:r>
-    </w:p>
-    <w:p>
-      <w:pPr>
-        <w:spacing w:after="160" w:lineRule="auto"/>
-        <w:jc w:val="both"/>
-        <w:rPr/>
-      </w:pPr>
-      <w:r>
-        <w:rPr>
-          <w:rtl w:val="0"/>
-        </w:rPr>
-        <w:t xml:space="preserve">During our presentation on parallel performance evaluation, my segments concentrated on identifying systemic measurement errors, frequently termed "benchmarking crimes", alongside demonstrating how high-dimensional data visualisation can illuminate underlying hardware topology. Rather than simply reviewing superficial graphing rules, the objective was to examine how specific measurement tools and visualisation strategies fundamentally mask or reveal authentic system behaviour.</w:t>
-      </w:r>
-    </w:p>
-    <w:p>
-      <w:pPr>
-        <w:spacing w:after="160" w:lineRule="auto"/>
-        <w:jc w:val="both"/>
-        <w:rPr>
-          <w:b w:val="1"/>
-          <w:bCs w:val="1"/>
-        </w:rPr>
-      </w:pPr>
-      <w:r>
-        <w:rPr>
-          <w:b w:val="1"/>
-          <w:bCs w:val="1"/>
-          <w:rtl w:val="0"/>
-        </w:rPr>
-        <w:t xml:space="preserve">1. Benchmarking Crime #1: Coordinated Omission</w:t>
-      </w:r>
-    </w:p>
-    <w:p>
-      <w:pPr>
-        <w:spacing w:after="160" w:lineRule="auto"/>
-        <w:jc w:val="both"/>
-        <w:rPr/>
-      </w:pPr>
-      <w:r>
-        <w:rPr>
-          <w:rtl w:val="0"/>
-        </w:rPr>
-        <w:t xml:space="preserve">A critical oversight within systems benchmarking is Coordinated Omission, a phenomenon comprehensively outlined by Gil Tene. Standard load generators, such as ApacheBench or JMeter, typically operate on a closed-loop system where they must wait for a response before issuing the subsequent request. Consequently, if the System Under Test (SUT) experiences a severe stall, such as a ten-second Garbage Collection pause, the benchmarking tool pauses concurrently.</w:t>
-      </w:r>
-    </w:p>
-    <w:p>
-      <w:pPr>
-        <w:spacing w:after="160" w:lineRule="auto"/>
-        <w:jc w:val="both"/>
-        <w:rPr/>
-      </w:pPr>
-      <w:r>
-        <w:rPr>
-          <w:rtl w:val="0"/>
-        </w:rPr>
-        <w:t xml:space="preserve">Because the tool ceases to send requests during this failure state, it effectively takes zero samples of the worst-case behaviour. This dynamic introduces severe survivor bias into the dataset. The resulting percentile distribution curve will inevitably display a false sense of stability, reporting artificially low tail latencies at the 99th and 99.9th percentiles. To accurately measure real-world performance and capture these transient stalls, engineers must evaluate systems using open-loop generators that maintain a constant arrival rate irrespective of the server's immediate health.</w:t>
-      </w:r>
-    </w:p>
-    <w:p>
-      <w:pPr>
-        <w:spacing w:after="160" w:lineRule="auto"/>
-        <w:jc w:val="center"/>
-        <w:rPr/>
-      </w:pPr>
-      <w:r>
-        <w:rPr/>
+          <w:rFonts w:ascii="Times New Roman" w:cs="Times New Roman" w:eastAsia="Times New Roman" w:hAnsi="Times New Roman"/>
+          <w:sz w:val="24"/>
+          <w:szCs w:val="24"/>
+        </w:rPr>
+      </w:pPr>
+      <w:r>
+        <w:rPr>
+          <w:rFonts w:ascii="Times New Roman" w:cs="Times New Roman" w:eastAsia="Times New Roman" w:hAnsi="Times New Roman"/>
+          <w:sz w:val="24"/>
+          <w:szCs w:val="24"/>
+          <w:rtl w:val="0"/>
+        </w:rPr>
+        <w:t xml:space="preserve">Below were the graphs I used:</w:t>
+      </w:r>
+    </w:p>
+    <w:p>
+      <w:pPr>
+        <w:ind w:right="-810" w:hanging="1260"/>
+        <w:rPr>
+          <w:rFonts w:ascii="Times New Roman" w:cs="Times New Roman" w:eastAsia="Times New Roman" w:hAnsi="Times New Roman"/>
+          <w:sz w:val="24"/>
+          <w:szCs w:val="24"/>
+        </w:rPr>
+      </w:pPr>
+      <w:r>
+        <w:rPr>
+          <w:rFonts w:ascii="Times New Roman" w:cs="Times New Roman" w:eastAsia="Times New Roman" w:hAnsi="Times New Roman"/>
+          <w:sz w:val="24"/>
+          <w:szCs w:val="24"/>
+        </w:rPr>
         <w:drawing>
           <wp:inline distB="114300" distT="114300" distL="114300" distR="114300">
-            <wp:extent cx="3530600" cy="2654300"/>
+            <wp:extent cx="7550444" cy="719547"/>
             <wp:effectExtent b="0" l="0" r="0" t="0"/>
-            <wp:docPr id="2" name="image10.png"/>
+            <wp:docPr id="14" name="image10.png"/>
             <a:graphic>
               <a:graphicData uri="http://schemas.openxmlformats.org/drawingml/2006/picture">
                 <pic:pic>
@@ -382,6 +422,666 @@
                   </pic:nvPicPr>
                   <pic:blipFill>
                     <a:blip r:embed="rId6"/>
+                    <a:srcRect b="0" l="0" r="0" t="0"/>
+                    <a:stretch>
+                      <a:fillRect/>
+                    </a:stretch>
+                  </pic:blipFill>
+                  <pic:spPr>
+                    <a:xfrm>
+                      <a:off x="0" y="0"/>
+                      <a:ext cx="7550444" cy="719547"/>
+                    </a:xfrm>
+                    <a:prstGeom prst="rect"/>
+                    <a:ln/>
+                  </pic:spPr>
+                </pic:pic>
+              </a:graphicData>
+            </a:graphic>
+          </wp:inline>
+        </w:drawing>
+      </w:r>
+      <w:r>
+        <w:rPr>
+          <w:rtl w:val="0"/>
+        </w:rPr>
+      </w:r>
+    </w:p>
+    <w:p>
+      <w:pPr>
+        <w:rPr>
+          <w:rFonts w:ascii="Times New Roman" w:cs="Times New Roman" w:eastAsia="Times New Roman" w:hAnsi="Times New Roman"/>
+          <w:sz w:val="24"/>
+          <w:szCs w:val="24"/>
+        </w:rPr>
+      </w:pPr>
+      <w:r>
+        <w:rPr>
+          <w:rFonts w:ascii="Times New Roman" w:cs="Times New Roman" w:eastAsia="Times New Roman" w:hAnsi="Times New Roman"/>
+          <w:sz w:val="24"/>
+          <w:szCs w:val="24"/>
+          <w:rtl w:val="0"/>
+        </w:rPr>
+        <w:t xml:space="preserve">The graph above was the I graph I created from a really simple code with a few separated functions. There weren’t parts that consumed significantly more times than others because of the compiler optimization.</w:t>
+      </w:r>
+    </w:p>
+    <w:p>
+      <w:pPr>
+        <w:rPr>
+          <w:rFonts w:ascii="Times New Roman" w:cs="Times New Roman" w:eastAsia="Times New Roman" w:hAnsi="Times New Roman"/>
+          <w:sz w:val="24"/>
+          <w:szCs w:val="24"/>
+        </w:rPr>
+      </w:pPr>
+      <w:r>
+        <w:rPr>
+          <w:rFonts w:ascii="Times New Roman" w:cs="Times New Roman" w:eastAsia="Times New Roman" w:hAnsi="Times New Roman"/>
+          <w:sz w:val="24"/>
+          <w:szCs w:val="24"/>
+          <w:rtl w:val="0"/>
+        </w:rPr>
+        <w:t xml:space="preserve">Below is part of the codes:</w:t>
+      </w:r>
+    </w:p>
+    <w:p>
+      <w:pPr>
+        <w:rPr>
+          <w:rFonts w:ascii="Times New Roman" w:cs="Times New Roman" w:eastAsia="Times New Roman" w:hAnsi="Times New Roman"/>
+          <w:sz w:val="24"/>
+          <w:szCs w:val="24"/>
+        </w:rPr>
+      </w:pPr>
+      <w:r>
+        <w:rPr>
+          <w:rtl w:val="0"/>
+        </w:rPr>
+      </w:r>
+    </w:p>
+    <w:p>
+      <w:pPr>
+        <w:rPr>
+          <w:rFonts w:ascii="Times New Roman" w:cs="Times New Roman" w:eastAsia="Times New Roman" w:hAnsi="Times New Roman"/>
+          <w:sz w:val="24"/>
+          <w:szCs w:val="24"/>
+        </w:rPr>
+      </w:pPr>
+      <w:r>
+        <w:rPr>
+          <w:rFonts w:ascii="Times New Roman" w:cs="Times New Roman" w:eastAsia="Times New Roman" w:hAnsi="Times New Roman"/>
+          <w:sz w:val="24"/>
+          <w:szCs w:val="24"/>
+        </w:rPr>
+        <w:drawing>
+          <wp:inline distB="114300" distT="114300" distL="114300" distR="114300">
+            <wp:extent cx="2043113" cy="2727073"/>
+            <wp:effectExtent b="0" l="0" r="0" t="0"/>
+            <wp:docPr id="1" name="image2.png"/>
+            <a:graphic>
+              <a:graphicData uri="http://schemas.openxmlformats.org/drawingml/2006/picture">
+                <pic:pic>
+                  <pic:nvPicPr>
+                    <pic:cNvPr id="0" name="image2.png"/>
+                    <pic:cNvPicPr preferRelativeResize="0"/>
+                  </pic:nvPicPr>
+                  <pic:blipFill>
+                    <a:blip r:embed="rId7"/>
+                    <a:srcRect b="0" l="0" r="0" t="0"/>
+                    <a:stretch>
+                      <a:fillRect/>
+                    </a:stretch>
+                  </pic:blipFill>
+                  <pic:spPr>
+                    <a:xfrm>
+                      <a:off x="0" y="0"/>
+                      <a:ext cx="2043113" cy="2727073"/>
+                    </a:xfrm>
+                    <a:prstGeom prst="rect"/>
+                    <a:ln/>
+                  </pic:spPr>
+                </pic:pic>
+              </a:graphicData>
+            </a:graphic>
+          </wp:inline>
+        </w:drawing>
+      </w:r>
+      <w:r>
+        <w:rPr>
+          <w:rFonts w:ascii="Times New Roman" w:cs="Times New Roman" w:eastAsia="Times New Roman" w:hAnsi="Times New Roman"/>
+          <w:sz w:val="24"/>
+          <w:szCs w:val="24"/>
+        </w:rPr>
+        <w:drawing>
+          <wp:inline distB="114300" distT="114300" distL="114300" distR="114300">
+            <wp:extent cx="2166938" cy="2717410"/>
+            <wp:effectExtent b="0" l="0" r="0" t="0"/>
+            <wp:docPr id="18" name="image12.png"/>
+            <a:graphic>
+              <a:graphicData uri="http://schemas.openxmlformats.org/drawingml/2006/picture">
+                <pic:pic>
+                  <pic:nvPicPr>
+                    <pic:cNvPr id="0" name="image12.png"/>
+                    <pic:cNvPicPr preferRelativeResize="0"/>
+                  </pic:nvPicPr>
+                  <pic:blipFill>
+                    <a:blip r:embed="rId8"/>
+                    <a:srcRect b="0" l="0" r="0" t="0"/>
+                    <a:stretch>
+                      <a:fillRect/>
+                    </a:stretch>
+                  </pic:blipFill>
+                  <pic:spPr>
+                    <a:xfrm>
+                      <a:off x="0" y="0"/>
+                      <a:ext cx="2166938" cy="2717410"/>
+                    </a:xfrm>
+                    <a:prstGeom prst="rect"/>
+                    <a:ln/>
+                  </pic:spPr>
+                </pic:pic>
+              </a:graphicData>
+            </a:graphic>
+          </wp:inline>
+        </w:drawing>
+      </w:r>
+      <w:r>
+        <w:rPr>
+          <w:rtl w:val="0"/>
+        </w:rPr>
+      </w:r>
+    </w:p>
+    <w:p>
+      <w:pPr>
+        <w:rPr>
+          <w:rFonts w:ascii="Times New Roman" w:cs="Times New Roman" w:eastAsia="Times New Roman" w:hAnsi="Times New Roman"/>
+          <w:sz w:val="24"/>
+          <w:szCs w:val="24"/>
+        </w:rPr>
+      </w:pPr>
+      <w:r>
+        <w:rPr>
+          <w:rtl w:val="0"/>
+        </w:rPr>
+      </w:r>
+    </w:p>
+    <w:p>
+      <w:pPr>
+        <w:ind w:hanging="1260"/>
+        <w:rPr>
+          <w:rFonts w:ascii="Times New Roman" w:cs="Times New Roman" w:eastAsia="Times New Roman" w:hAnsi="Times New Roman"/>
+          <w:sz w:val="24"/>
+          <w:szCs w:val="24"/>
+        </w:rPr>
+      </w:pPr>
+      <w:r>
+        <w:rPr>
+          <w:rFonts w:ascii="Times New Roman" w:cs="Times New Roman" w:eastAsia="Times New Roman" w:hAnsi="Times New Roman"/>
+          <w:sz w:val="24"/>
+          <w:szCs w:val="24"/>
+        </w:rPr>
+        <w:drawing>
+          <wp:inline distB="114300" distT="114300" distL="114300" distR="114300">
+            <wp:extent cx="7547076" cy="1006983"/>
+            <wp:effectExtent b="0" l="0" r="0" t="0"/>
+            <wp:docPr id="6" name="image13.png"/>
+            <a:graphic>
+              <a:graphicData uri="http://schemas.openxmlformats.org/drawingml/2006/picture">
+                <pic:pic>
+                  <pic:nvPicPr>
+                    <pic:cNvPr id="0" name="image13.png"/>
+                    <pic:cNvPicPr preferRelativeResize="0"/>
+                  </pic:nvPicPr>
+                  <pic:blipFill>
+                    <a:blip r:embed="rId9"/>
+                    <a:srcRect b="0" l="0" r="0" t="0"/>
+                    <a:stretch>
+                      <a:fillRect/>
+                    </a:stretch>
+                  </pic:blipFill>
+                  <pic:spPr>
+                    <a:xfrm>
+                      <a:off x="0" y="0"/>
+                      <a:ext cx="7547076" cy="1006983"/>
+                    </a:xfrm>
+                    <a:prstGeom prst="rect"/>
+                    <a:ln/>
+                  </pic:spPr>
+                </pic:pic>
+              </a:graphicData>
+            </a:graphic>
+          </wp:inline>
+        </w:drawing>
+      </w:r>
+      <w:r>
+        <w:rPr>
+          <w:rtl w:val="0"/>
+        </w:rPr>
+      </w:r>
+    </w:p>
+    <w:p>
+      <w:pPr>
+        <w:rPr>
+          <w:rFonts w:ascii="Times New Roman" w:cs="Times New Roman" w:eastAsia="Times New Roman" w:hAnsi="Times New Roman"/>
+          <w:sz w:val="24"/>
+          <w:szCs w:val="24"/>
+        </w:rPr>
+      </w:pPr>
+      <w:r>
+        <w:rPr>
+          <w:rFonts w:ascii="Times New Roman" w:cs="Times New Roman" w:eastAsia="Times New Roman" w:hAnsi="Times New Roman"/>
+          <w:sz w:val="24"/>
+          <w:szCs w:val="24"/>
+          <w:rtl w:val="0"/>
+        </w:rPr>
+        <w:t xml:space="preserve">The graph above was created from a slightly modified version of the previous code. The code here was purposely modified to not have proper optimization at compilation. As shown in the graph, some functions were taking more time than the others and also all of them were in separate blocks.</w:t>
+      </w:r>
+    </w:p>
+    <w:p>
+      <w:pPr>
+        <w:rPr>
+          <w:rFonts w:ascii="Times New Roman" w:cs="Times New Roman" w:eastAsia="Times New Roman" w:hAnsi="Times New Roman"/>
+          <w:sz w:val="24"/>
+          <w:szCs w:val="24"/>
+        </w:rPr>
+      </w:pPr>
+      <w:r>
+        <w:rPr>
+          <w:rFonts w:ascii="Times New Roman" w:cs="Times New Roman" w:eastAsia="Times New Roman" w:hAnsi="Times New Roman"/>
+          <w:sz w:val="24"/>
+          <w:szCs w:val="24"/>
+          <w:rtl w:val="0"/>
+        </w:rPr>
+        <w:t xml:space="preserve">Below’s part of the codes:</w:t>
+      </w:r>
+    </w:p>
+    <w:p>
+      <w:pPr>
+        <w:rPr>
+          <w:rFonts w:ascii="Times New Roman" w:cs="Times New Roman" w:eastAsia="Times New Roman" w:hAnsi="Times New Roman"/>
+          <w:sz w:val="24"/>
+          <w:szCs w:val="24"/>
+        </w:rPr>
+      </w:pPr>
+      <w:r>
+        <w:rPr>
+          <w:rFonts w:ascii="Times New Roman" w:cs="Times New Roman" w:eastAsia="Times New Roman" w:hAnsi="Times New Roman"/>
+          <w:sz w:val="24"/>
+          <w:szCs w:val="24"/>
+        </w:rPr>
+        <w:drawing>
+          <wp:inline distB="114300" distT="114300" distL="114300" distR="114300">
+            <wp:extent cx="2145940" cy="3186113"/>
+            <wp:effectExtent b="0" l="0" r="0" t="0"/>
+            <wp:docPr id="15" name="image3.png"/>
+            <a:graphic>
+              <a:graphicData uri="http://schemas.openxmlformats.org/drawingml/2006/picture">
+                <pic:pic>
+                  <pic:nvPicPr>
+                    <pic:cNvPr id="0" name="image3.png"/>
+                    <pic:cNvPicPr preferRelativeResize="0"/>
+                  </pic:nvPicPr>
+                  <pic:blipFill>
+                    <a:blip r:embed="rId10"/>
+                    <a:srcRect b="0" l="0" r="0" t="0"/>
+                    <a:stretch>
+                      <a:fillRect/>
+                    </a:stretch>
+                  </pic:blipFill>
+                  <pic:spPr>
+                    <a:xfrm>
+                      <a:off x="0" y="0"/>
+                      <a:ext cx="2145940" cy="3186113"/>
+                    </a:xfrm>
+                    <a:prstGeom prst="rect"/>
+                    <a:ln/>
+                  </pic:spPr>
+                </pic:pic>
+              </a:graphicData>
+            </a:graphic>
+          </wp:inline>
+        </w:drawing>
+      </w:r>
+      <w:r>
+        <w:rPr>
+          <w:rFonts w:ascii="Times New Roman" w:cs="Times New Roman" w:eastAsia="Times New Roman" w:hAnsi="Times New Roman"/>
+          <w:sz w:val="24"/>
+          <w:szCs w:val="24"/>
+        </w:rPr>
+        <w:drawing>
+          <wp:inline distB="114300" distT="114300" distL="114300" distR="114300">
+            <wp:extent cx="2395538" cy="3189976"/>
+            <wp:effectExtent b="0" l="0" r="0" t="0"/>
+            <wp:docPr id="11" name="image17.png"/>
+            <a:graphic>
+              <a:graphicData uri="http://schemas.openxmlformats.org/drawingml/2006/picture">
+                <pic:pic>
+                  <pic:nvPicPr>
+                    <pic:cNvPr id="0" name="image17.png"/>
+                    <pic:cNvPicPr preferRelativeResize="0"/>
+                  </pic:nvPicPr>
+                  <pic:blipFill>
+                    <a:blip r:embed="rId11"/>
+                    <a:srcRect b="0" l="0" r="0" t="0"/>
+                    <a:stretch>
+                      <a:fillRect/>
+                    </a:stretch>
+                  </pic:blipFill>
+                  <pic:spPr>
+                    <a:xfrm>
+                      <a:off x="0" y="0"/>
+                      <a:ext cx="2395538" cy="3189976"/>
+                    </a:xfrm>
+                    <a:prstGeom prst="rect"/>
+                    <a:ln/>
+                  </pic:spPr>
+                </pic:pic>
+              </a:graphicData>
+            </a:graphic>
+          </wp:inline>
+        </w:drawing>
+      </w:r>
+      <w:r>
+        <w:rPr>
+          <w:rtl w:val="0"/>
+        </w:rPr>
+      </w:r>
+    </w:p>
+    <w:p>
+      <w:pPr>
+        <w:rPr>
+          <w:rFonts w:ascii="Times New Roman" w:cs="Times New Roman" w:eastAsia="Times New Roman" w:hAnsi="Times New Roman"/>
+          <w:sz w:val="24"/>
+          <w:szCs w:val="24"/>
+        </w:rPr>
+      </w:pPr>
+      <w:r>
+        <w:rPr>
+          <w:rtl w:val="0"/>
+        </w:rPr>
+      </w:r>
+    </w:p>
+    <w:p>
+      <w:pPr>
+        <w:ind w:hanging="1260"/>
+        <w:rPr>
+          <w:rFonts w:ascii="Times New Roman" w:cs="Times New Roman" w:eastAsia="Times New Roman" w:hAnsi="Times New Roman"/>
+          <w:sz w:val="24"/>
+          <w:szCs w:val="24"/>
+        </w:rPr>
+      </w:pPr>
+      <w:r>
+        <w:rPr>
+          <w:rFonts w:ascii="Times New Roman" w:cs="Times New Roman" w:eastAsia="Times New Roman" w:hAnsi="Times New Roman"/>
+          <w:sz w:val="24"/>
+          <w:szCs w:val="24"/>
+        </w:rPr>
+        <w:drawing>
+          <wp:inline distB="114300" distT="114300" distL="114300" distR="114300">
+            <wp:extent cx="7583314" cy="1105900"/>
+            <wp:effectExtent b="0" l="0" r="0" t="0"/>
+            <wp:docPr id="5" name="image14.png"/>
+            <a:graphic>
+              <a:graphicData uri="http://schemas.openxmlformats.org/drawingml/2006/picture">
+                <pic:pic>
+                  <pic:nvPicPr>
+                    <pic:cNvPr id="0" name="image14.png"/>
+                    <pic:cNvPicPr preferRelativeResize="0"/>
+                  </pic:nvPicPr>
+                  <pic:blipFill>
+                    <a:blip r:embed="rId12"/>
+                    <a:srcRect b="0" l="0" r="0" t="0"/>
+                    <a:stretch>
+                      <a:fillRect/>
+                    </a:stretch>
+                  </pic:blipFill>
+                  <pic:spPr>
+                    <a:xfrm>
+                      <a:off x="0" y="0"/>
+                      <a:ext cx="7583314" cy="1105900"/>
+                    </a:xfrm>
+                    <a:prstGeom prst="rect"/>
+                    <a:ln/>
+                  </pic:spPr>
+                </pic:pic>
+              </a:graphicData>
+            </a:graphic>
+          </wp:inline>
+        </w:drawing>
+      </w:r>
+      <w:r>
+        <w:rPr>
+          <w:rtl w:val="0"/>
+        </w:rPr>
+      </w:r>
+    </w:p>
+    <w:p>
+      <w:pPr>
+        <w:ind w:firstLine="0"/>
+        <w:rPr>
+          <w:rFonts w:ascii="Times New Roman" w:cs="Times New Roman" w:eastAsia="Times New Roman" w:hAnsi="Times New Roman"/>
+          <w:sz w:val="24"/>
+          <w:szCs w:val="24"/>
+        </w:rPr>
+      </w:pPr>
+      <w:r>
+        <w:rPr>
+          <w:rFonts w:ascii="Times New Roman" w:cs="Times New Roman" w:eastAsia="Times New Roman" w:hAnsi="Times New Roman"/>
+          <w:sz w:val="24"/>
+          <w:szCs w:val="24"/>
+          <w:rtl w:val="0"/>
+        </w:rPr>
+        <w:t xml:space="preserve">The graph above was the last graph I used that was created from the TBB parallel count sort code I used for P1 (by the way, this was the fastest code I had for P1). Notice that the main() showed up separately from the parallel work. This might be that it was spring waiting or TBB distributes work across threads.</w:t>
+      </w:r>
+    </w:p>
+    <w:p>
+      <w:pPr>
+        <w:ind w:firstLine="0"/>
+        <w:rPr>
+          <w:rFonts w:ascii="Times New Roman" w:cs="Times New Roman" w:eastAsia="Times New Roman" w:hAnsi="Times New Roman"/>
+          <w:sz w:val="24"/>
+          <w:szCs w:val="24"/>
+        </w:rPr>
+      </w:pPr>
+      <w:r>
+        <w:rPr>
+          <w:rtl w:val="0"/>
+        </w:rPr>
+      </w:r>
+    </w:p>
+    <w:p>
+      <w:pPr>
+        <w:rPr>
+          <w:rFonts w:ascii="Times New Roman" w:cs="Times New Roman" w:eastAsia="Times New Roman" w:hAnsi="Times New Roman"/>
+          <w:sz w:val="24"/>
+          <w:szCs w:val="24"/>
+        </w:rPr>
+      </w:pPr>
+      <w:r>
+        <w:pict>
+          <v:rect style="width:0.0pt;height:1.5pt" o:hr="t" o:hrstd="t" o:hralign="center" fillcolor="#A0A0A0" stroked="f"/>
+        </w:pict>
+      </w:r>
+      <w:r>
+        <w:rPr>
+          <w:rtl w:val="0"/>
+        </w:rPr>
+      </w:r>
+    </w:p>
+    <w:p>
+      <w:pPr>
+        <w:rPr>
+          <w:rFonts w:ascii="Times New Roman" w:cs="Times New Roman" w:eastAsia="Times New Roman" w:hAnsi="Times New Roman"/>
+          <w:sz w:val="24"/>
+          <w:szCs w:val="24"/>
+        </w:rPr>
+      </w:pPr>
+      <w:r>
+        <w:rPr>
+          <w:rtl w:val="0"/>
+        </w:rPr>
+      </w:r>
+    </w:p>
+    <w:p>
+      <w:pPr>
+        <w:spacing w:after="160" w:lineRule="auto"/>
+        <w:jc w:val="both"/>
+        <w:rPr>
+          <w:rFonts w:ascii="Times New Roman" w:cs="Times New Roman" w:eastAsia="Times New Roman" w:hAnsi="Times New Roman"/>
+          <w:b w:val="1"/>
+          <w:bCs w:val="1"/>
+          <w:sz w:val="24"/>
+          <w:szCs w:val="24"/>
+        </w:rPr>
+      </w:pPr>
+      <w:r>
+        <w:rPr>
+          <w:rFonts w:ascii="Times New Roman" w:cs="Times New Roman" w:eastAsia="Times New Roman" w:hAnsi="Times New Roman"/>
+          <w:b w:val="1"/>
+          <w:bCs w:val="1"/>
+          <w:sz w:val="24"/>
+          <w:szCs w:val="24"/>
+          <w:rtl w:val="0"/>
+        </w:rPr>
+        <w:t xml:space="preserve">Section: Performance Benchmarking Rigour: Analysis of System Behaviour and Topology</w:t>
+      </w:r>
+    </w:p>
+    <w:p>
+      <w:pPr>
+        <w:spacing w:after="160" w:lineRule="auto"/>
+        <w:jc w:val="both"/>
+        <w:rPr>
+          <w:rFonts w:ascii="Times New Roman" w:cs="Times New Roman" w:eastAsia="Times New Roman" w:hAnsi="Times New Roman"/>
+          <w:b w:val="1"/>
+          <w:bCs w:val="1"/>
+          <w:sz w:val="24"/>
+          <w:szCs w:val="24"/>
+        </w:rPr>
+      </w:pPr>
+      <w:r>
+        <w:rPr>
+          <w:rFonts w:ascii="Times New Roman" w:cs="Times New Roman" w:eastAsia="Times New Roman" w:hAnsi="Times New Roman"/>
+          <w:b w:val="1"/>
+          <w:bCs w:val="1"/>
+          <w:sz w:val="24"/>
+          <w:szCs w:val="24"/>
+          <w:rtl w:val="0"/>
+        </w:rPr>
+        <w:t xml:space="preserve">Prepared by: Rittambhra Rani</w:t>
+      </w:r>
+    </w:p>
+    <w:p>
+      <w:pPr>
+        <w:spacing w:after="160" w:lineRule="auto"/>
+        <w:jc w:val="both"/>
+        <w:rPr>
+          <w:rFonts w:ascii="Times New Roman" w:cs="Times New Roman" w:eastAsia="Times New Roman" w:hAnsi="Times New Roman"/>
+          <w:sz w:val="24"/>
+          <w:szCs w:val="24"/>
+        </w:rPr>
+      </w:pPr>
+      <w:r>
+        <w:rPr>
+          <w:rFonts w:ascii="Times New Roman" w:cs="Times New Roman" w:eastAsia="Times New Roman" w:hAnsi="Times New Roman"/>
+          <w:sz w:val="24"/>
+          <w:szCs w:val="24"/>
+          <w:rtl w:val="0"/>
+        </w:rPr>
+        <w:t xml:space="preserve">During our presentation on parallel performance evaluation, my segments concentrated on identifying systemic measurement errors, frequently termed "benchmarking crimes", alongside demonstrating how high-dimensional data visualisation can illuminate underlying hardware topology. Rather than simply reviewing superficial graphing rules, the objective was to examine how specific measurement tools and visualisation strategies fundamentally mask or reveal authentic system behaviour.</w:t>
+      </w:r>
+    </w:p>
+    <w:p>
+      <w:pPr>
+        <w:spacing w:after="160" w:lineRule="auto"/>
+        <w:jc w:val="both"/>
+        <w:rPr>
+          <w:rFonts w:ascii="Times New Roman" w:cs="Times New Roman" w:eastAsia="Times New Roman" w:hAnsi="Times New Roman"/>
+          <w:b w:val="1"/>
+          <w:bCs w:val="1"/>
+          <w:sz w:val="24"/>
+          <w:szCs w:val="24"/>
+        </w:rPr>
+      </w:pPr>
+      <w:r>
+        <w:rPr>
+          <w:rFonts w:ascii="Times New Roman" w:cs="Times New Roman" w:eastAsia="Times New Roman" w:hAnsi="Times New Roman"/>
+          <w:b w:val="1"/>
+          <w:bCs w:val="1"/>
+          <w:sz w:val="24"/>
+          <w:szCs w:val="24"/>
+          <w:rtl w:val="0"/>
+        </w:rPr>
+        <w:t xml:space="preserve">1. Benchmarking Crime #1: Coordinated Omission</w:t>
+      </w:r>
+    </w:p>
+    <w:p>
+      <w:pPr>
+        <w:spacing w:after="160" w:lineRule="auto"/>
+        <w:jc w:val="both"/>
+        <w:rPr>
+          <w:rFonts w:ascii="Times New Roman" w:cs="Times New Roman" w:eastAsia="Times New Roman" w:hAnsi="Times New Roman"/>
+          <w:sz w:val="24"/>
+          <w:szCs w:val="24"/>
+        </w:rPr>
+      </w:pPr>
+      <w:r>
+        <w:rPr>
+          <w:rFonts w:ascii="Times New Roman" w:cs="Times New Roman" w:eastAsia="Times New Roman" w:hAnsi="Times New Roman"/>
+          <w:sz w:val="24"/>
+          <w:szCs w:val="24"/>
+          <w:rtl w:val="0"/>
+        </w:rPr>
+        <w:t xml:space="preserve">A critical oversight within systems benchmarking is Coordinated Omission, a phenomenon comprehensively outlined by Gil Tene. Standard load generators, such as ApacheBench or JMeter, typically operate on a closed-loop system where they must wait for a response before issuing the subsequent request. Consequently, if the System Under Test (SUT) experiences a severe stall, such as a ten-second Garbage Collection pause, the benchmarking tool pauses concurrently.</w:t>
+      </w:r>
+    </w:p>
+    <w:p>
+      <w:pPr>
+        <w:spacing w:after="160" w:lineRule="auto"/>
+        <w:jc w:val="both"/>
+        <w:rPr>
+          <w:rFonts w:ascii="Times New Roman" w:cs="Times New Roman" w:eastAsia="Times New Roman" w:hAnsi="Times New Roman"/>
+          <w:sz w:val="24"/>
+          <w:szCs w:val="24"/>
+        </w:rPr>
+      </w:pPr>
+      <w:r>
+        <w:rPr>
+          <w:rFonts w:ascii="Times New Roman" w:cs="Times New Roman" w:eastAsia="Times New Roman" w:hAnsi="Times New Roman"/>
+          <w:sz w:val="24"/>
+          <w:szCs w:val="24"/>
+          <w:rtl w:val="0"/>
+        </w:rPr>
+        <w:t xml:space="preserve">Because the tool ceases to send requests during this failure state, it effectively takes zero samples of the worst-case behaviour. This dynamic introduces severe survivor bias into the dataset. The resulting percentile distribution curve will inevitably display a false sense of stability, reporting artificially low tail latencies at the 99th and 99.9th percentiles. To accurately measure real-world performance and capture these transient stalls, engineers must evaluate systems using open-loop generators that maintain a constant arrival rate irrespective of the server's immediate health.</w:t>
+      </w:r>
+    </w:p>
+    <w:p>
+      <w:pPr>
+        <w:spacing w:after="160" w:lineRule="auto"/>
+        <w:jc w:val="center"/>
+        <w:rPr>
+          <w:rFonts w:ascii="Times New Roman" w:cs="Times New Roman" w:eastAsia="Times New Roman" w:hAnsi="Times New Roman"/>
+          <w:sz w:val="24"/>
+          <w:szCs w:val="24"/>
+        </w:rPr>
+      </w:pPr>
+      <w:r>
+        <w:rPr>
+          <w:rFonts w:ascii="Times New Roman" w:cs="Times New Roman" w:eastAsia="Times New Roman" w:hAnsi="Times New Roman"/>
+          <w:sz w:val="24"/>
+          <w:szCs w:val="24"/>
+        </w:rPr>
+        <w:drawing>
+          <wp:inline distB="114300" distT="114300" distL="114300" distR="114300">
+            <wp:extent cx="3530600" cy="2654300"/>
+            <wp:effectExtent b="0" l="0" r="0" t="0"/>
+            <wp:docPr id="3" name="image15.png"/>
+            <a:graphic>
+              <a:graphicData uri="http://schemas.openxmlformats.org/drawingml/2006/picture">
+                <pic:pic>
+                  <pic:nvPicPr>
+                    <pic:cNvPr id="0" name="image15.png"/>
+                    <pic:cNvPicPr preferRelativeResize="0"/>
+                  </pic:nvPicPr>
+                  <pic:blipFill>
+                    <a:blip r:embed="rId13"/>
                     <a:srcRect b="0" l="0" r="0" t="0"/>
                     <a:stretch>
                       <a:fillRect/>
@@ -412,36 +1112,48 @@
         <w:spacing w:after="160" w:lineRule="auto"/>
         <w:jc w:val="center"/>
         <w:rPr>
+          <w:rFonts w:ascii="Times New Roman" w:cs="Times New Roman" w:eastAsia="Times New Roman" w:hAnsi="Times New Roman"/>
           <w:i w:val="1"/>
           <w:iCs w:val="1"/>
           <w:color w:val="1155cc"/>
+          <w:sz w:val="24"/>
+          <w:szCs w:val="24"/>
           <w:u w:val="single"/>
         </w:rPr>
       </w:pPr>
       <w:r>
         <w:rPr>
+          <w:rFonts w:ascii="Times New Roman" w:cs="Times New Roman" w:eastAsia="Times New Roman" w:hAnsi="Times New Roman"/>
           <w:i w:val="1"/>
           <w:iCs w:val="1"/>
+          <w:sz w:val="24"/>
+          <w:szCs w:val="24"/>
           <w:rtl w:val="0"/>
         </w:rPr>
         <w:t xml:space="preserve">Fig. 1: The Gil Tene "Coordinated Omission" percentile graph. From:</w:t>
       </w:r>
-      <w:hyperlink r:id="rId7">
+      <w:hyperlink r:id="rId14">
         <w:r>
           <w:rPr>
+            <w:rFonts w:ascii="Times New Roman" w:cs="Times New Roman" w:eastAsia="Times New Roman" w:hAnsi="Times New Roman"/>
             <w:i w:val="1"/>
             <w:iCs w:val="1"/>
+            <w:sz w:val="24"/>
+            <w:szCs w:val="24"/>
             <w:rtl w:val="0"/>
           </w:rPr>
           <w:t xml:space="preserve"> </w:t>
         </w:r>
       </w:hyperlink>
-      <w:hyperlink r:id="rId8">
+      <w:hyperlink r:id="rId15">
         <w:r>
           <w:rPr>
+            <w:rFonts w:ascii="Times New Roman" w:cs="Times New Roman" w:eastAsia="Times New Roman" w:hAnsi="Times New Roman"/>
             <w:i w:val="1"/>
             <w:iCs w:val="1"/>
             <w:color w:val="1155cc"/>
+            <w:sz w:val="24"/>
+            <w:szCs w:val="24"/>
             <w:u w:val="single"/>
             <w:rtl w:val="0"/>
           </w:rPr>
@@ -458,14 +1170,20 @@
       <w:pPr>
         <w:spacing w:after="160" w:lineRule="auto"/>
         <w:rPr>
+          <w:rFonts w:ascii="Times New Roman" w:cs="Times New Roman" w:eastAsia="Times New Roman" w:hAnsi="Times New Roman"/>
           <w:i w:val="1"/>
           <w:iCs w:val="1"/>
-        </w:rPr>
-      </w:pPr>
-      <w:r>
-        <w:rPr>
+          <w:sz w:val="24"/>
+          <w:szCs w:val="24"/>
+        </w:rPr>
+      </w:pPr>
+      <w:r>
+        <w:rPr>
+          <w:rFonts w:ascii="Times New Roman" w:cs="Times New Roman" w:eastAsia="Times New Roman" w:hAnsi="Times New Roman"/>
           <w:i w:val="1"/>
           <w:iCs w:val="1"/>
+          <w:sz w:val="24"/>
+          <w:szCs w:val="24"/>
           <w:rtl w:val="0"/>
         </w:rPr>
         <w:t xml:space="preserve"> </w:t>
@@ -476,14 +1194,20 @@
         <w:spacing w:after="160" w:lineRule="auto"/>
         <w:jc w:val="both"/>
         <w:rPr>
-          <w:b w:val="1"/>
-          <w:bCs w:val="1"/>
-        </w:rPr>
-      </w:pPr>
-      <w:r>
-        <w:rPr>
-          <w:b w:val="1"/>
-          <w:bCs w:val="1"/>
+          <w:rFonts w:ascii="Times New Roman" w:cs="Times New Roman" w:eastAsia="Times New Roman" w:hAnsi="Times New Roman"/>
+          <w:b w:val="1"/>
+          <w:bCs w:val="1"/>
+          <w:sz w:val="24"/>
+          <w:szCs w:val="24"/>
+        </w:rPr>
+      </w:pPr>
+      <w:r>
+        <w:rPr>
+          <w:rFonts w:ascii="Times New Roman" w:cs="Times New Roman" w:eastAsia="Times New Roman" w:hAnsi="Times New Roman"/>
+          <w:b w:val="1"/>
+          <w:bCs w:val="1"/>
+          <w:sz w:val="24"/>
+          <w:szCs w:val="24"/>
           <w:rtl w:val="0"/>
         </w:rPr>
         <w:t xml:space="preserve">2. Benchmarking Crime #2: The Throughput-Latency Decoupling Fallacy</w:t>
@@ -493,10 +1217,17 @@
       <w:pPr>
         <w:spacing w:after="160" w:lineRule="auto"/>
         <w:jc w:val="both"/>
-        <w:rPr/>
-      </w:pPr>
-      <w:r>
-        <w:rPr>
+        <w:rPr>
+          <w:rFonts w:ascii="Times New Roman" w:cs="Times New Roman" w:eastAsia="Times New Roman" w:hAnsi="Times New Roman"/>
+          <w:sz w:val="24"/>
+          <w:szCs w:val="24"/>
+        </w:rPr>
+      </w:pPr>
+      <w:r>
+        <w:rPr>
+          <w:rFonts w:ascii="Times New Roman" w:cs="Times New Roman" w:eastAsia="Times New Roman" w:hAnsi="Times New Roman"/>
+          <w:sz w:val="24"/>
+          <w:szCs w:val="24"/>
           <w:rtl w:val="0"/>
         </w:rPr>
         <w:t xml:space="preserve">The second measurement fallacy discussed was the erroneous treatment of peak throughput and minimum latency as independent metrics. In reality, these two values are inversely correlated due to the fundamental principles of queueing theory. As dictated by Little's Law (L=λW), when system utilisation approaches 100%, queue lengths and their associated latencies approach infinity.</w:t>
@@ -506,10 +1237,17 @@
       <w:pPr>
         <w:spacing w:after="160" w:lineRule="auto"/>
         <w:jc w:val="both"/>
-        <w:rPr/>
-      </w:pPr>
-      <w:r>
-        <w:rPr>
+        <w:rPr>
+          <w:rFonts w:ascii="Times New Roman" w:cs="Times New Roman" w:eastAsia="Times New Roman" w:hAnsi="Times New Roman"/>
+          <w:sz w:val="24"/>
+          <w:szCs w:val="24"/>
+        </w:rPr>
+      </w:pPr>
+      <w:r>
+        <w:rPr>
+          <w:rFonts w:ascii="Times New Roman" w:cs="Times New Roman" w:eastAsia="Times New Roman" w:hAnsi="Times New Roman"/>
+          <w:sz w:val="24"/>
+          <w:szCs w:val="24"/>
           <w:rtl w:val="0"/>
         </w:rPr>
         <w:t xml:space="preserve">Reporting maximum throughput alongside minimum latency as isolated figures frequently obscures the fact that high throughput is typically achieved via heavy buffering and batching. These structural techniques inherently degrade latency. To present honest limits regarding system capacity, engineers must plot the full saturation curve, colloquially known as the "hockey stick" graph. This visual representation explicitly identifies the "knee" of the curve, denoting the precise load threshold where the system reaches saturation and latency begins to degrade non-linearly.</w:t>
@@ -519,24 +1257,32 @@
       <w:pPr>
         <w:spacing w:after="160" w:lineRule="auto"/>
         <w:jc w:val="center"/>
-        <w:rPr/>
-      </w:pPr>
-      <w:r>
-        <w:rPr/>
+        <w:rPr>
+          <w:rFonts w:ascii="Times New Roman" w:cs="Times New Roman" w:eastAsia="Times New Roman" w:hAnsi="Times New Roman"/>
+          <w:sz w:val="24"/>
+          <w:szCs w:val="24"/>
+        </w:rPr>
+      </w:pPr>
+      <w:r>
+        <w:rPr>
+          <w:rFonts w:ascii="Times New Roman" w:cs="Times New Roman" w:eastAsia="Times New Roman" w:hAnsi="Times New Roman"/>
+          <w:sz w:val="24"/>
+          <w:szCs w:val="24"/>
+        </w:rPr>
         <w:drawing>
           <wp:inline distB="114300" distT="114300" distL="114300" distR="114300">
             <wp:extent cx="3746500" cy="2730500"/>
             <wp:effectExtent b="0" l="0" r="0" t="0"/>
-            <wp:docPr id="1" name="image9.png"/>
+            <wp:docPr id="2" name="image16.png"/>
             <a:graphic>
               <a:graphicData uri="http://schemas.openxmlformats.org/drawingml/2006/picture">
                 <pic:pic>
                   <pic:nvPicPr>
-                    <pic:cNvPr id="0" name="image9.png"/>
+                    <pic:cNvPr id="0" name="image16.png"/>
                     <pic:cNvPicPr preferRelativeResize="0"/>
                   </pic:nvPicPr>
                   <pic:blipFill>
-                    <a:blip r:embed="rId9"/>
+                    <a:blip r:embed="rId16"/>
                     <a:srcRect b="0" l="0" r="0" t="0"/>
                     <a:stretch>
                       <a:fillRect/>
@@ -567,36 +1313,48 @@
         <w:spacing w:after="160" w:lineRule="auto"/>
         <w:jc w:val="center"/>
         <w:rPr>
+          <w:rFonts w:ascii="Times New Roman" w:cs="Times New Roman" w:eastAsia="Times New Roman" w:hAnsi="Times New Roman"/>
           <w:i w:val="1"/>
           <w:iCs w:val="1"/>
           <w:color w:val="1155cc"/>
+          <w:sz w:val="24"/>
+          <w:szCs w:val="24"/>
           <w:u w:val="single"/>
         </w:rPr>
       </w:pPr>
       <w:r>
         <w:rPr>
+          <w:rFonts w:ascii="Times New Roman" w:cs="Times New Roman" w:eastAsia="Times New Roman" w:hAnsi="Times New Roman"/>
           <w:i w:val="1"/>
           <w:iCs w:val="1"/>
+          <w:sz w:val="24"/>
+          <w:szCs w:val="24"/>
           <w:rtl w:val="0"/>
         </w:rPr>
         <w:t xml:space="preserve">Fig. 2: The Saturation Curve (or "Hockey Stick") graph. From:</w:t>
       </w:r>
-      <w:hyperlink r:id="rId10">
+      <w:hyperlink r:id="rId17">
         <w:r>
           <w:rPr>
+            <w:rFonts w:ascii="Times New Roman" w:cs="Times New Roman" w:eastAsia="Times New Roman" w:hAnsi="Times New Roman"/>
             <w:i w:val="1"/>
             <w:iCs w:val="1"/>
+            <w:sz w:val="24"/>
+            <w:szCs w:val="24"/>
             <w:rtl w:val="0"/>
           </w:rPr>
           <w:t xml:space="preserve"> </w:t>
         </w:r>
       </w:hyperlink>
-      <w:hyperlink r:id="rId11">
+      <w:hyperlink r:id="rId18">
         <w:r>
           <w:rPr>
+            <w:rFonts w:ascii="Times New Roman" w:cs="Times New Roman" w:eastAsia="Times New Roman" w:hAnsi="Times New Roman"/>
             <w:i w:val="1"/>
             <w:iCs w:val="1"/>
             <w:color w:val="1155cc"/>
+            <w:sz w:val="24"/>
+            <w:szCs w:val="24"/>
             <w:u w:val="single"/>
             <w:rtl w:val="0"/>
           </w:rPr>
@@ -612,10 +1370,17 @@
     <w:p>
       <w:pPr>
         <w:spacing w:after="160" w:lineRule="auto"/>
-        <w:rPr/>
-      </w:pPr>
-      <w:r>
-        <w:rPr>
+        <w:rPr>
+          <w:rFonts w:ascii="Times New Roman" w:cs="Times New Roman" w:eastAsia="Times New Roman" w:hAnsi="Times New Roman"/>
+          <w:sz w:val="24"/>
+          <w:szCs w:val="24"/>
+        </w:rPr>
+      </w:pPr>
+      <w:r>
+        <w:rPr>
+          <w:rFonts w:ascii="Times New Roman" w:cs="Times New Roman" w:eastAsia="Times New Roman" w:hAnsi="Times New Roman"/>
+          <w:sz w:val="24"/>
+          <w:szCs w:val="24"/>
           <w:rtl w:val="0"/>
         </w:rPr>
         <w:t xml:space="preserve"> </w:t>
@@ -626,14 +1391,20 @@
         <w:spacing w:after="160" w:lineRule="auto"/>
         <w:jc w:val="both"/>
         <w:rPr>
-          <w:b w:val="1"/>
-          <w:bCs w:val="1"/>
-        </w:rPr>
-      </w:pPr>
-      <w:r>
-        <w:rPr>
-          <w:b w:val="1"/>
-          <w:bCs w:val="1"/>
+          <w:rFonts w:ascii="Times New Roman" w:cs="Times New Roman" w:eastAsia="Times New Roman" w:hAnsi="Times New Roman"/>
+          <w:b w:val="1"/>
+          <w:bCs w:val="1"/>
+          <w:sz w:val="24"/>
+          <w:szCs w:val="24"/>
+        </w:rPr>
+      </w:pPr>
+      <w:r>
+        <w:rPr>
+          <w:rFonts w:ascii="Times New Roman" w:cs="Times New Roman" w:eastAsia="Times New Roman" w:hAnsi="Times New Roman"/>
+          <w:b w:val="1"/>
+          <w:bCs w:val="1"/>
+          <w:sz w:val="24"/>
+          <w:szCs w:val="24"/>
           <w:rtl w:val="0"/>
         </w:rPr>
         <w:t xml:space="preserve">3. Visualising Micro-Architectural Topology via Heat Maps</w:t>
@@ -643,10 +1414,17 @@
       <w:pPr>
         <w:spacing w:after="160" w:lineRule="auto"/>
         <w:jc w:val="both"/>
-        <w:rPr/>
-      </w:pPr>
-      <w:r>
-        <w:rPr>
+        <w:rPr>
+          <w:rFonts w:ascii="Times New Roman" w:cs="Times New Roman" w:eastAsia="Times New Roman" w:hAnsi="Times New Roman"/>
+          <w:sz w:val="24"/>
+          <w:szCs w:val="24"/>
+        </w:rPr>
+      </w:pPr>
+      <w:r>
+        <w:rPr>
+          <w:rFonts w:ascii="Times New Roman" w:cs="Times New Roman" w:eastAsia="Times New Roman" w:hAnsi="Times New Roman"/>
+          <w:sz w:val="24"/>
+          <w:szCs w:val="24"/>
           <w:rtl w:val="0"/>
         </w:rPr>
         <w:t xml:space="preserve">When analysing high-dimensional data, such as core-to-core latency across a modern multi-core processor, traditional line graphs degenerate into unreadable "spaghetti plots" that completely obscure the spatial relationships of the hardware. To resolve this limitation, I presented the application of heat maps for topological visualisation.</w:t>
@@ -656,10 +1434,17 @@
       <w:pPr>
         <w:spacing w:after="160" w:lineRule="auto"/>
         <w:jc w:val="both"/>
-        <w:rPr/>
-      </w:pPr>
-      <w:r>
-        <w:rPr>
+        <w:rPr>
+          <w:rFonts w:ascii="Times New Roman" w:cs="Times New Roman" w:eastAsia="Times New Roman" w:hAnsi="Times New Roman"/>
+          <w:sz w:val="24"/>
+          <w:szCs w:val="24"/>
+        </w:rPr>
+      </w:pPr>
+      <w:r>
+        <w:rPr>
+          <w:rFonts w:ascii="Times New Roman" w:cs="Times New Roman" w:eastAsia="Times New Roman" w:hAnsi="Times New Roman"/>
+          <w:sz w:val="24"/>
+          <w:szCs w:val="24"/>
           <w:rtl w:val="0"/>
         </w:rPr>
         <w:t xml:space="preserve">By mapping latency to a colour gradient upon a grid, the heat map effectively functions as a physical schematic of the silicon die. This method immediately surfaces the "block diagonal" structure of the architecture:</w:t>
@@ -673,18 +1458,27 @@
         </w:numPr>
         <w:ind w:left="720" w:hanging="360"/>
         <w:jc w:val="both"/>
-        <w:rPr/>
-      </w:pPr>
-      <w:r>
-        <w:rPr>
-          <w:b w:val="1"/>
-          <w:bCs w:val="1"/>
+        <w:rPr>
+          <w:sz w:val="24"/>
+          <w:szCs w:val="24"/>
+        </w:rPr>
+      </w:pPr>
+      <w:r>
+        <w:rPr>
+          <w:rFonts w:ascii="Times New Roman" w:cs="Times New Roman" w:eastAsia="Times New Roman" w:hAnsi="Times New Roman"/>
+          <w:b w:val="1"/>
+          <w:bCs w:val="1"/>
+          <w:sz w:val="24"/>
+          <w:szCs w:val="24"/>
           <w:rtl w:val="0"/>
         </w:rPr>
         <w:t xml:space="preserve">Small Blocks (2 * 2):</w:t>
       </w:r>
       <w:r>
         <w:rPr>
+          <w:rFonts w:ascii="Times New Roman" w:cs="Times New Roman" w:eastAsia="Times New Roman" w:hAnsi="Times New Roman"/>
+          <w:sz w:val="24"/>
+          <w:szCs w:val="24"/>
           <w:rtl w:val="0"/>
         </w:rPr>
         <w:t xml:space="preserve"> These visually isolate Simultaneous Multithreading (SMT) siblings sharing L1 and L2 cache, demonstrating near-zero latency.</w:t>
@@ -698,18 +1492,27 @@
         </w:numPr>
         <w:ind w:left="720" w:hanging="360"/>
         <w:jc w:val="both"/>
-        <w:rPr/>
-      </w:pPr>
-      <w:r>
-        <w:rPr>
-          <w:b w:val="1"/>
-          <w:bCs w:val="1"/>
+        <w:rPr>
+          <w:sz w:val="24"/>
+          <w:szCs w:val="24"/>
+        </w:rPr>
+      </w:pPr>
+      <w:r>
+        <w:rPr>
+          <w:rFonts w:ascii="Times New Roman" w:cs="Times New Roman" w:eastAsia="Times New Roman" w:hAnsi="Times New Roman"/>
+          <w:b w:val="1"/>
+          <w:bCs w:val="1"/>
+          <w:sz w:val="24"/>
+          <w:szCs w:val="24"/>
           <w:rtl w:val="0"/>
         </w:rPr>
         <w:t xml:space="preserve">Large Blocks (4 * 4):</w:t>
       </w:r>
       <w:r>
         <w:rPr>
+          <w:rFonts w:ascii="Times New Roman" w:cs="Times New Roman" w:eastAsia="Times New Roman" w:hAnsi="Times New Roman"/>
+          <w:sz w:val="24"/>
+          <w:szCs w:val="24"/>
           <w:rtl w:val="0"/>
         </w:rPr>
         <w:t xml:space="preserve"> These regions reveal the Core Complex (CCX) boundaries, grouping physical cores that share a unified L3 cache.</w:t>
@@ -723,18 +1526,27 @@
         </w:numPr>
         <w:ind w:left="720" w:hanging="360"/>
         <w:jc w:val="both"/>
-        <w:rPr/>
-      </w:pPr>
-      <w:r>
-        <w:rPr>
-          <w:b w:val="1"/>
-          <w:bCs w:val="1"/>
+        <w:rPr>
+          <w:sz w:val="24"/>
+          <w:szCs w:val="24"/>
+        </w:rPr>
+      </w:pPr>
+      <w:r>
+        <w:rPr>
+          <w:rFonts w:ascii="Times New Roman" w:cs="Times New Roman" w:eastAsia="Times New Roman" w:hAnsi="Times New Roman"/>
+          <w:b w:val="1"/>
+          <w:bCs w:val="1"/>
+          <w:sz w:val="24"/>
+          <w:szCs w:val="24"/>
           <w:rtl w:val="0"/>
         </w:rPr>
         <w:t xml:space="preserve">Off-Diagonal Zones:</w:t>
       </w:r>
       <w:r>
         <w:rPr>
+          <w:rFonts w:ascii="Times New Roman" w:cs="Times New Roman" w:eastAsia="Times New Roman" w:hAnsi="Times New Roman"/>
+          <w:sz w:val="24"/>
+          <w:szCs w:val="24"/>
           <w:rtl w:val="0"/>
         </w:rPr>
         <w:t xml:space="preserve"> The distinct high-latency areas instantly expose the interconnect penalty incurred when data must travel across the chip's Infinity Fabric.</w:t>
@@ -744,10 +1556,17 @@
       <w:pPr>
         <w:spacing w:after="160" w:lineRule="auto"/>
         <w:jc w:val="both"/>
-        <w:rPr/>
-      </w:pPr>
-      <w:r>
-        <w:rPr>
+        <w:rPr>
+          <w:rFonts w:ascii="Times New Roman" w:cs="Times New Roman" w:eastAsia="Times New Roman" w:hAnsi="Times New Roman"/>
+          <w:sz w:val="24"/>
+          <w:szCs w:val="24"/>
+        </w:rPr>
+      </w:pPr>
+      <w:r>
+        <w:rPr>
+          <w:rFonts w:ascii="Times New Roman" w:cs="Times New Roman" w:eastAsia="Times New Roman" w:hAnsi="Times New Roman"/>
+          <w:sz w:val="24"/>
+          <w:szCs w:val="24"/>
           <w:rtl w:val="0"/>
         </w:rPr>
         <w:t xml:space="preserve"> </w:t>
@@ -757,24 +1576,32 @@
       <w:pPr>
         <w:spacing w:after="160" w:lineRule="auto"/>
         <w:jc w:val="center"/>
-        <w:rPr/>
-      </w:pPr>
-      <w:r>
-        <w:rPr/>
+        <w:rPr>
+          <w:rFonts w:ascii="Times New Roman" w:cs="Times New Roman" w:eastAsia="Times New Roman" w:hAnsi="Times New Roman"/>
+          <w:sz w:val="24"/>
+          <w:szCs w:val="24"/>
+        </w:rPr>
+      </w:pPr>
+      <w:r>
+        <w:rPr>
+          <w:rFonts w:ascii="Times New Roman" w:cs="Times New Roman" w:eastAsia="Times New Roman" w:hAnsi="Times New Roman"/>
+          <w:sz w:val="24"/>
+          <w:szCs w:val="24"/>
+        </w:rPr>
         <w:drawing>
           <wp:inline distB="114300" distT="114300" distL="114300" distR="114300">
             <wp:extent cx="3251200" cy="3251200"/>
             <wp:effectExtent b="0" l="0" r="0" t="0"/>
-            <wp:docPr id="10" name="image11.png"/>
+            <wp:docPr id="16" name="image18.png"/>
             <a:graphic>
               <a:graphicData uri="http://schemas.openxmlformats.org/drawingml/2006/picture">
                 <pic:pic>
                   <pic:nvPicPr>
-                    <pic:cNvPr id="0" name="image11.png"/>
+                    <pic:cNvPr id="0" name="image18.png"/>
                     <pic:cNvPicPr preferRelativeResize="0"/>
                   </pic:nvPicPr>
                   <pic:blipFill>
-                    <a:blip r:embed="rId12"/>
+                    <a:blip r:embed="rId19"/>
                     <a:srcRect b="0" l="0" r="0" t="0"/>
                     <a:stretch>
                       <a:fillRect/>
@@ -805,36 +1632,48 @@
         <w:spacing w:after="160" w:lineRule="auto"/>
         <w:jc w:val="center"/>
         <w:rPr>
+          <w:rFonts w:ascii="Times New Roman" w:cs="Times New Roman" w:eastAsia="Times New Roman" w:hAnsi="Times New Roman"/>
           <w:i w:val="1"/>
           <w:iCs w:val="1"/>
           <w:color w:val="1155cc"/>
+          <w:sz w:val="24"/>
+          <w:szCs w:val="24"/>
           <w:u w:val="single"/>
         </w:rPr>
       </w:pPr>
       <w:r>
         <w:rPr>
+          <w:rFonts w:ascii="Times New Roman" w:cs="Times New Roman" w:eastAsia="Times New Roman" w:hAnsi="Times New Roman"/>
           <w:i w:val="1"/>
           <w:iCs w:val="1"/>
+          <w:sz w:val="24"/>
+          <w:szCs w:val="24"/>
           <w:rtl w:val="0"/>
         </w:rPr>
         <w:t xml:space="preserve">Fig. 3: The Core-to-Core Latency Heat Map. From</w:t>
       </w:r>
-      <w:hyperlink r:id="rId13">
+      <w:hyperlink r:id="rId20">
         <w:r>
           <w:rPr>
+            <w:rFonts w:ascii="Times New Roman" w:cs="Times New Roman" w:eastAsia="Times New Roman" w:hAnsi="Times New Roman"/>
             <w:i w:val="1"/>
             <w:iCs w:val="1"/>
+            <w:sz w:val="24"/>
+            <w:szCs w:val="24"/>
             <w:rtl w:val="0"/>
           </w:rPr>
           <w:t xml:space="preserve"> </w:t>
         </w:r>
       </w:hyperlink>
-      <w:hyperlink r:id="rId14">
+      <w:hyperlink r:id="rId21">
         <w:r>
           <w:rPr>
+            <w:rFonts w:ascii="Times New Roman" w:cs="Times New Roman" w:eastAsia="Times New Roman" w:hAnsi="Times New Roman"/>
             <w:i w:val="1"/>
             <w:iCs w:val="1"/>
             <w:color w:val="1155cc"/>
+            <w:sz w:val="24"/>
+            <w:szCs w:val="24"/>
             <w:u w:val="single"/>
             <w:rtl w:val="0"/>
           </w:rPr>
@@ -851,10 +1690,17 @@
       <w:pPr>
         <w:spacing w:after="160" w:lineRule="auto"/>
         <w:jc w:val="both"/>
-        <w:rPr/>
-      </w:pPr>
-      <w:r>
-        <w:rPr>
+        <w:rPr>
+          <w:rFonts w:ascii="Times New Roman" w:cs="Times New Roman" w:eastAsia="Times New Roman" w:hAnsi="Times New Roman"/>
+          <w:sz w:val="24"/>
+          <w:szCs w:val="24"/>
+        </w:rPr>
+      </w:pPr>
+      <w:r>
+        <w:rPr>
+          <w:rFonts w:ascii="Times New Roman" w:cs="Times New Roman" w:eastAsia="Times New Roman" w:hAnsi="Times New Roman"/>
+          <w:sz w:val="24"/>
+          <w:szCs w:val="24"/>
           <w:rtl w:val="0"/>
         </w:rPr>
         <w:t xml:space="preserve">Ultimately, this approach represents far more than mere data visualisation; it serves as a highly actionable engineering tool. Grasping this hardware topology is precisely what allows developers to write effective thread affinity policies (sched_setaffinity), ensuring that communicating threads remain pinned to the same CCX domain to prevent severe interconnect latency penalties.</w:t>
@@ -863,10 +1709,17 @@
     <w:p>
       <w:pPr>
         <w:spacing w:after="160" w:lineRule="auto"/>
-        <w:rPr/>
-      </w:pPr>
-      <w:r>
-        <w:rPr>
+        <w:rPr>
+          <w:rFonts w:ascii="Times New Roman" w:cs="Times New Roman" w:eastAsia="Times New Roman" w:hAnsi="Times New Roman"/>
+          <w:sz w:val="24"/>
+          <w:szCs w:val="24"/>
+        </w:rPr>
+      </w:pPr>
+      <w:r>
+        <w:rPr>
+          <w:rFonts w:ascii="Times New Roman" w:cs="Times New Roman" w:eastAsia="Times New Roman" w:hAnsi="Times New Roman"/>
+          <w:sz w:val="24"/>
+          <w:szCs w:val="24"/>
           <w:rtl w:val="0"/>
         </w:rPr>
         <w:t xml:space="preserve"> </w:t>
@@ -880,6 +1733,11 @@
           <w:szCs w:val="24"/>
         </w:rPr>
       </w:pPr>
+      <w:r>
+        <w:pict>
+          <v:rect style="width:0.0pt;height:1.5pt" o:hr="t" o:hrstd="t" o:hralign="center" fillcolor="#A0A0A0" stroked="f"/>
+        </w:pict>
+      </w:r>
       <w:r>
         <w:rPr>
           <w:rtl w:val="0"/>
@@ -3577,16 +4435,16 @@
           <wp:inline distB="114300" distT="114300" distL="114300" distR="114300">
             <wp:extent cx="5943600" cy="1778000"/>
             <wp:effectExtent b="0" l="0" r="0" t="0"/>
-            <wp:docPr id="7" name="image4.png"/>
+            <wp:docPr id="10" name="image1.png"/>
             <a:graphic>
               <a:graphicData uri="http://schemas.openxmlformats.org/drawingml/2006/picture">
                 <pic:pic>
                   <pic:nvPicPr>
-                    <pic:cNvPr id="0" name="image4.png"/>
+                    <pic:cNvPr id="0" name="image1.png"/>
                     <pic:cNvPicPr preferRelativeResize="0"/>
                   </pic:nvPicPr>
                   <pic:blipFill>
-                    <a:blip r:embed="rId15"/>
+                    <a:blip r:embed="rId22"/>
                     <a:srcRect b="0" l="0" r="0" t="0"/>
                     <a:stretch>
                       <a:fillRect/>
@@ -3676,17 +4534,17 @@
           <w:rFonts w:ascii="Times New Roman" w:cs="Times New Roman" w:eastAsia="Times New Roman" w:hAnsi="Times New Roman"/>
           <w:b w:val="1"/>
           <w:bCs w:val="1"/>
-          <w:sz w:val="26"/>
-          <w:szCs w:val="26"/>
-        </w:rPr>
-      </w:pPr>
-      <w:r>
-        <w:rPr>
-          <w:rFonts w:ascii="Times New Roman" w:cs="Times New Roman" w:eastAsia="Times New Roman" w:hAnsi="Times New Roman"/>
-          <w:b w:val="1"/>
-          <w:bCs w:val="1"/>
-          <w:sz w:val="26"/>
-          <w:szCs w:val="26"/>
+          <w:sz w:val="24"/>
+          <w:szCs w:val="24"/>
+        </w:rPr>
+      </w:pPr>
+      <w:r>
+        <w:rPr>
+          <w:rFonts w:ascii="Times New Roman" w:cs="Times New Roman" w:eastAsia="Times New Roman" w:hAnsi="Times New Roman"/>
+          <w:b w:val="1"/>
+          <w:bCs w:val="1"/>
+          <w:sz w:val="24"/>
+          <w:szCs w:val="24"/>
           <w:rtl w:val="0"/>
         </w:rPr>
         <w:t xml:space="preserve">Concept: CPU Time vs Elapsed Time</w:t>
@@ -3787,16 +4645,16 @@
           <wp:inline distB="114300" distT="114300" distL="114300" distR="114300">
             <wp:extent cx="2957513" cy="1914525"/>
             <wp:effectExtent b="0" l="0" r="0" t="0"/>
-            <wp:docPr id="11" name="image7.png"/>
+            <wp:docPr id="17" name="image9.png"/>
             <a:graphic>
               <a:graphicData uri="http://schemas.openxmlformats.org/drawingml/2006/picture">
                 <pic:pic>
                   <pic:nvPicPr>
-                    <pic:cNvPr id="0" name="image7.png"/>
+                    <pic:cNvPr id="0" name="image9.png"/>
                     <pic:cNvPicPr preferRelativeResize="0"/>
                   </pic:nvPicPr>
                   <pic:blipFill>
-                    <a:blip r:embed="rId16"/>
+                    <a:blip r:embed="rId23"/>
                     <a:srcRect b="0" l="0" r="0" t="0"/>
                     <a:stretch>
                       <a:fillRect/>
@@ -3826,16 +4684,16 @@
           <wp:inline distB="114300" distT="114300" distL="114300" distR="114300">
             <wp:extent cx="2805113" cy="1971675"/>
             <wp:effectExtent b="0" l="0" r="0" t="0"/>
-            <wp:docPr id="4" name="image8.png"/>
+            <wp:docPr id="7" name="image7.png"/>
             <a:graphic>
               <a:graphicData uri="http://schemas.openxmlformats.org/drawingml/2006/picture">
                 <pic:pic>
                   <pic:nvPicPr>
-                    <pic:cNvPr id="0" name="image8.png"/>
+                    <pic:cNvPr id="0" name="image7.png"/>
                     <pic:cNvPicPr preferRelativeResize="0"/>
                   </pic:nvPicPr>
                   <pic:blipFill>
-                    <a:blip r:embed="rId17"/>
+                    <a:blip r:embed="rId24"/>
                     <a:srcRect b="0" l="0" r="0" t="0"/>
                     <a:stretch>
                       <a:fillRect/>
@@ -3902,17 +4760,17 @@
           <w:rFonts w:ascii="Times New Roman" w:cs="Times New Roman" w:eastAsia="Times New Roman" w:hAnsi="Times New Roman"/>
           <w:b w:val="1"/>
           <w:bCs w:val="1"/>
-          <w:sz w:val="26"/>
-          <w:szCs w:val="26"/>
-        </w:rPr>
-      </w:pPr>
-      <w:r>
-        <w:rPr>
-          <w:rFonts w:ascii="Times New Roman" w:cs="Times New Roman" w:eastAsia="Times New Roman" w:hAnsi="Times New Roman"/>
-          <w:b w:val="1"/>
-          <w:bCs w:val="1"/>
-          <w:sz w:val="26"/>
-          <w:szCs w:val="26"/>
+          <w:sz w:val="24"/>
+          <w:szCs w:val="24"/>
+        </w:rPr>
+      </w:pPr>
+      <w:r>
+        <w:rPr>
+          <w:rFonts w:ascii="Times New Roman" w:cs="Times New Roman" w:eastAsia="Times New Roman" w:hAnsi="Times New Roman"/>
+          <w:b w:val="1"/>
+          <w:bCs w:val="1"/>
+          <w:sz w:val="24"/>
+          <w:szCs w:val="24"/>
           <w:rtl w:val="0"/>
         </w:rPr>
         <w:t xml:space="preserve">Concept: Baseline Selection and Avoiding Speedup Distortion</w:t>
@@ -3963,8 +4821,8 @@
           <w:rFonts w:ascii="Times New Roman" w:cs="Times New Roman" w:eastAsia="Times New Roman" w:hAnsi="Times New Roman"/>
           <w:b w:val="1"/>
           <w:bCs w:val="1"/>
-          <w:sz w:val="26"/>
-          <w:szCs w:val="26"/>
+          <w:sz w:val="24"/>
+          <w:szCs w:val="24"/>
         </w:rPr>
       </w:pPr>
       <w:r>
@@ -3980,32 +4838,32 @@
           <w:rFonts w:ascii="Times New Roman" w:cs="Times New Roman" w:eastAsia="Times New Roman" w:hAnsi="Times New Roman"/>
           <w:b w:val="1"/>
           <w:bCs w:val="1"/>
-          <w:sz w:val="26"/>
-          <w:szCs w:val="26"/>
-        </w:rPr>
-      </w:pPr>
-      <w:r>
-        <w:rPr>
-          <w:rFonts w:ascii="Times New Roman" w:cs="Times New Roman" w:eastAsia="Times New Roman" w:hAnsi="Times New Roman"/>
-          <w:b w:val="1"/>
-          <w:bCs w:val="1"/>
-          <w:sz w:val="26"/>
-          <w:szCs w:val="26"/>
+          <w:sz w:val="24"/>
+          <w:szCs w:val="24"/>
+        </w:rPr>
+      </w:pPr>
+      <w:r>
+        <w:rPr>
+          <w:rFonts w:ascii="Times New Roman" w:cs="Times New Roman" w:eastAsia="Times New Roman" w:hAnsi="Times New Roman"/>
+          <w:b w:val="1"/>
+          <w:bCs w:val="1"/>
+          <w:sz w:val="24"/>
+          <w:szCs w:val="24"/>
         </w:rPr>
         <w:drawing>
           <wp:inline distB="114300" distT="114300" distL="114300" distR="114300">
             <wp:extent cx="4867275" cy="2862263"/>
             <wp:effectExtent b="0" l="0" r="0" t="0"/>
-            <wp:docPr id="9" name="image2.png"/>
+            <wp:docPr id="13" name="image6.png"/>
             <a:graphic>
               <a:graphicData uri="http://schemas.openxmlformats.org/drawingml/2006/picture">
                 <pic:pic>
                   <pic:nvPicPr>
-                    <pic:cNvPr id="0" name="image2.png"/>
+                    <pic:cNvPr id="0" name="image6.png"/>
                     <pic:cNvPicPr preferRelativeResize="0"/>
                   </pic:nvPicPr>
                   <pic:blipFill>
-                    <a:blip r:embed="rId18"/>
+                    <a:blip r:embed="rId25"/>
                     <a:srcRect b="0" l="0" r="0" t="0"/>
                     <a:stretch>
                       <a:fillRect/>
@@ -4080,17 +4938,17 @@
           <w:rFonts w:ascii="Times New Roman" w:cs="Times New Roman" w:eastAsia="Times New Roman" w:hAnsi="Times New Roman"/>
           <w:b w:val="1"/>
           <w:bCs w:val="1"/>
-          <w:sz w:val="26"/>
-          <w:szCs w:val="26"/>
-        </w:rPr>
-      </w:pPr>
-      <w:r>
-        <w:rPr>
-          <w:rFonts w:ascii="Times New Roman" w:cs="Times New Roman" w:eastAsia="Times New Roman" w:hAnsi="Times New Roman"/>
-          <w:b w:val="1"/>
-          <w:bCs w:val="1"/>
-          <w:sz w:val="26"/>
-          <w:szCs w:val="26"/>
+          <w:sz w:val="24"/>
+          <w:szCs w:val="24"/>
+        </w:rPr>
+      </w:pPr>
+      <w:r>
+        <w:rPr>
+          <w:rFonts w:ascii="Times New Roman" w:cs="Times New Roman" w:eastAsia="Times New Roman" w:hAnsi="Times New Roman"/>
+          <w:b w:val="1"/>
+          <w:bCs w:val="1"/>
+          <w:sz w:val="24"/>
+          <w:szCs w:val="24"/>
           <w:rtl w:val="0"/>
         </w:rPr>
         <w:t xml:space="preserve">Concept: Variance and Scalability Instability</w:t>
@@ -4141,32 +4999,32 @@
           <w:rFonts w:ascii="Times New Roman" w:cs="Times New Roman" w:eastAsia="Times New Roman" w:hAnsi="Times New Roman"/>
           <w:b w:val="1"/>
           <w:bCs w:val="1"/>
-          <w:sz w:val="26"/>
-          <w:szCs w:val="26"/>
-        </w:rPr>
-      </w:pPr>
-      <w:r>
-        <w:rPr>
-          <w:rFonts w:ascii="Times New Roman" w:cs="Times New Roman" w:eastAsia="Times New Roman" w:hAnsi="Times New Roman"/>
-          <w:b w:val="1"/>
-          <w:bCs w:val="1"/>
-          <w:sz w:val="26"/>
-          <w:szCs w:val="26"/>
+          <w:sz w:val="24"/>
+          <w:szCs w:val="24"/>
+        </w:rPr>
+      </w:pPr>
+      <w:r>
+        <w:rPr>
+          <w:rFonts w:ascii="Times New Roman" w:cs="Times New Roman" w:eastAsia="Times New Roman" w:hAnsi="Times New Roman"/>
+          <w:b w:val="1"/>
+          <w:bCs w:val="1"/>
+          <w:sz w:val="24"/>
+          <w:szCs w:val="24"/>
         </w:rPr>
         <w:drawing>
           <wp:inline distB="114300" distT="114300" distL="114300" distR="114300">
             <wp:extent cx="2814638" cy="1905000"/>
             <wp:effectExtent b="0" l="0" r="0" t="0"/>
-            <wp:docPr id="5" name="image3.png"/>
+            <wp:docPr id="8" name="image5.png"/>
             <a:graphic>
               <a:graphicData uri="http://schemas.openxmlformats.org/drawingml/2006/picture">
                 <pic:pic>
                   <pic:nvPicPr>
-                    <pic:cNvPr id="0" name="image3.png"/>
+                    <pic:cNvPr id="0" name="image5.png"/>
                     <pic:cNvPicPr preferRelativeResize="0"/>
                   </pic:nvPicPr>
                   <pic:blipFill>
-                    <a:blip r:embed="rId19"/>
+                    <a:blip r:embed="rId26"/>
                     <a:srcRect b="0" l="0" r="0" t="0"/>
                     <a:stretch>
                       <a:fillRect/>
@@ -4191,23 +5049,23 @@
           <w:rFonts w:ascii="Times New Roman" w:cs="Times New Roman" w:eastAsia="Times New Roman" w:hAnsi="Times New Roman"/>
           <w:b w:val="1"/>
           <w:bCs w:val="1"/>
-          <w:sz w:val="26"/>
-          <w:szCs w:val="26"/>
+          <w:sz w:val="24"/>
+          <w:szCs w:val="24"/>
         </w:rPr>
         <w:drawing>
           <wp:inline distB="114300" distT="114300" distL="114300" distR="114300">
             <wp:extent cx="3043238" cy="1905000"/>
             <wp:effectExtent b="0" l="0" r="0" t="0"/>
-            <wp:docPr id="6" name="image5.png"/>
+            <wp:docPr id="9" name="image11.png"/>
             <a:graphic>
               <a:graphicData uri="http://schemas.openxmlformats.org/drawingml/2006/picture">
                 <pic:pic>
                   <pic:nvPicPr>
-                    <pic:cNvPr id="0" name="image5.png"/>
+                    <pic:cNvPr id="0" name="image11.png"/>
                     <pic:cNvPicPr preferRelativeResize="0"/>
                   </pic:nvPicPr>
                   <pic:blipFill>
-                    <a:blip r:embed="rId20"/>
+                    <a:blip r:embed="rId27"/>
                     <a:srcRect b="0" l="0" r="0" t="0"/>
                     <a:stretch>
                       <a:fillRect/>
@@ -4297,17 +5155,17 @@
           <w:rFonts w:ascii="Times New Roman" w:cs="Times New Roman" w:eastAsia="Times New Roman" w:hAnsi="Times New Roman"/>
           <w:b w:val="1"/>
           <w:bCs w:val="1"/>
-          <w:sz w:val="26"/>
-          <w:szCs w:val="26"/>
-        </w:rPr>
-      </w:pPr>
-      <w:r>
-        <w:rPr>
-          <w:rFonts w:ascii="Times New Roman" w:cs="Times New Roman" w:eastAsia="Times New Roman" w:hAnsi="Times New Roman"/>
-          <w:b w:val="1"/>
-          <w:bCs w:val="1"/>
-          <w:sz w:val="26"/>
-          <w:szCs w:val="26"/>
+          <w:sz w:val="24"/>
+          <w:szCs w:val="24"/>
+        </w:rPr>
+      </w:pPr>
+      <w:r>
+        <w:rPr>
+          <w:rFonts w:ascii="Times New Roman" w:cs="Times New Roman" w:eastAsia="Times New Roman" w:hAnsi="Times New Roman"/>
+          <w:b w:val="1"/>
+          <w:bCs w:val="1"/>
+          <w:sz w:val="24"/>
+          <w:szCs w:val="24"/>
           <w:rtl w:val="0"/>
         </w:rPr>
         <w:t xml:space="preserve">Concept: Log-Log Time Scaling</w:t>
@@ -4381,16 +5239,16 @@
           <wp:inline distB="114300" distT="114300" distL="114300" distR="114300">
             <wp:extent cx="2802218" cy="1804988"/>
             <wp:effectExtent b="0" l="0" r="0" t="0"/>
-            <wp:docPr id="8" name="image1.png"/>
+            <wp:docPr id="12" name="image8.png"/>
             <a:graphic>
               <a:graphicData uri="http://schemas.openxmlformats.org/drawingml/2006/picture">
                 <pic:pic>
                   <pic:nvPicPr>
-                    <pic:cNvPr id="0" name="image1.png"/>
+                    <pic:cNvPr id="0" name="image8.png"/>
                     <pic:cNvPicPr preferRelativeResize="0"/>
                   </pic:nvPicPr>
                   <pic:blipFill>
-                    <a:blip r:embed="rId21"/>
+                    <a:blip r:embed="rId28"/>
                     <a:srcRect b="0" l="0" r="0" t="0"/>
                     <a:stretch>
                       <a:fillRect/>
@@ -4422,16 +5280,16 @@
           <wp:inline distB="114300" distT="114300" distL="114300" distR="114300">
             <wp:extent cx="2738438" cy="1809750"/>
             <wp:effectExtent b="0" l="0" r="0" t="0"/>
-            <wp:docPr id="3" name="image6.png"/>
+            <wp:docPr id="4" name="image4.png"/>
             <a:graphic>
               <a:graphicData uri="http://schemas.openxmlformats.org/drawingml/2006/picture">
                 <pic:pic>
                   <pic:nvPicPr>
-                    <pic:cNvPr id="0" name="image6.png"/>
+                    <pic:cNvPr id="0" name="image4.png"/>
                     <pic:cNvPicPr preferRelativeResize="0"/>
                   </pic:nvPicPr>
                   <pic:blipFill>
-                    <a:blip r:embed="rId22"/>
+                    <a:blip r:embed="rId29"/>
                     <a:srcRect b="0" l="0" r="0" t="0"/>
                     <a:stretch>
                       <a:fillRect/>
@@ -4461,7 +5319,7 @@
       <w:pPr>
         <w:spacing w:after="240" w:line="240" w:lineRule="auto"/>
         <w:rPr>
-          <w:rFonts w:ascii="Roboto Mono" w:cs="Roboto Mono" w:eastAsia="Roboto Mono" w:hAnsi="Roboto Mono"/>
+          <w:rFonts w:ascii="Times New Roman" w:cs="Times New Roman" w:eastAsia="Times New Roman" w:hAnsi="Times New Roman"/>
           <w:b w:val="1"/>
           <w:bCs w:val="1"/>
           <w:color w:val="188038"/>
@@ -4528,7 +5386,11 @@
     <w:p>
       <w:pPr>
         <w:spacing w:after="160" w:lineRule="auto"/>
-        <w:rPr/>
+        <w:rPr>
+          <w:rFonts w:ascii="Times New Roman" w:cs="Times New Roman" w:eastAsia="Times New Roman" w:hAnsi="Times New Roman"/>
+          <w:sz w:val="24"/>
+          <w:szCs w:val="24"/>
+        </w:rPr>
       </w:pPr>
       <w:r>
         <w:rPr>
@@ -4537,8 +5399,8 @@
       </w:r>
     </w:p>
     <w:sectPr>
-      <w:headerReference r:id="rId23" w:type="default"/>
-      <w:footerReference r:id="rId24" w:type="default"/>
+      <w:headerReference r:id="rId30" w:type="default"/>
+      <w:footerReference r:id="rId31" w:type="default"/>
       <w:pgSz w:h="15840" w:w="12240" w:orient="portrait"/>
       <w:pgMar w:bottom="1440" w:top="1440" w:left="1440" w:right="1440" w:header="720" w:footer="720"/>
       <w:pgNumType w:start="1"/>
